--- a/Q1_Lectures/The Catechism of the Catholic Church [2026].docx
+++ b/Q1_Lectures/The Catechism of the Catholic Church [2026].docx
@@ -146,7 +146,19 @@
         <w:rPr>
           <w:rFonts w:ascii="Inter" w:hAnsi="Inter"/>
         </w:rPr>
-        <w:t>For centuries, the Catechism of the Catholic Church has served as the comprehensive summary of faith. However, as we align our spiritual readiness with the demands of the future, our foundational documents must reflect empirical history, archaeological fact, and the brutal, magnificent physical reality of our universe.</w:t>
+        <w:t xml:space="preserve">For centuries, the Catechism of the Catholic Church has served as the comprehensive summary of faith. </w:t>
+      </w:r>
+      <w:r>
+        <w:rPr>
+          <w:rFonts w:ascii="Inter" w:hAnsi="Inter"/>
+        </w:rPr>
+        <w:t>As</w:t>
+      </w:r>
+      <w:r>
+        <w:rPr>
+          <w:rFonts w:ascii="Inter" w:hAnsi="Inter"/>
+        </w:rPr>
+        <w:t xml:space="preserve"> we align our spiritual readiness with the demands of the future, our foundational documents must reflect empirical history, archaeological fact, and the brutal, magnificent physical reality of our universe.</w:t>
       </w:r>
     </w:p>
     <w:p>
@@ -167,18 +179,61 @@
           <w:i/>
           <w:iCs/>
         </w:rPr>
-        <w:t xml:space="preserve">where we </w:t>
-      </w:r>
-      <w:proofErr w:type="gramStart"/>
+        <w:t>where we actually are</w:t>
+      </w:r>
+      <w:r>
+        <w:rPr>
+          <w:rFonts w:ascii="Inter" w:hAnsi="Inter"/>
+        </w:rPr>
+        <w:t>.</w:t>
+      </w:r>
+    </w:p>
+    <w:p>
+      <w:pPr>
+        <w:rPr>
+          <w:rFonts w:ascii="Inter" w:hAnsi="Inter"/>
+        </w:rPr>
+      </w:pPr>
+      <w:r>
+        <w:rPr>
+          <w:rFonts w:ascii="Inter" w:hAnsi="Inter"/>
+        </w:rPr>
+        <w:t>We have become a civilization that looks down. We have traded the majesty of the cosmos for the glow of screens and the confines of man-made ceilings. We have allowed modern theology to shrink our understanding of God into an invisible, abstract concept trapped inside our own minds. This must end. We must force our people to step outside, tilt their heads back, and look at the sky again.</w:t>
+      </w:r>
+      <w:r>
+        <w:rPr>
+          <w:rFonts w:ascii="Inter" w:hAnsi="Inter"/>
+        </w:rPr>
+        <w:t xml:space="preserve"> </w:t>
+      </w:r>
+      <w:r>
+        <w:rPr>
+          <w:rFonts w:ascii="Inter" w:hAnsi="Inter"/>
+        </w:rPr>
+        <w:t xml:space="preserve">As the Scriptures command, </w:t>
+      </w:r>
       <w:r>
         <w:rPr>
           <w:rFonts w:ascii="Inter" w:hAnsi="Inter"/>
           <w:i/>
           <w:iCs/>
         </w:rPr>
-        <w:t>actually are</w:t>
-      </w:r>
-      <w:proofErr w:type="gramEnd"/>
+        <w:t>"Lift up your eyes on high, and see who has created these things, Who brings out their host by number; He calls them all by name, by the greatness of His might and the strength of His power; Not one is missing"</w:t>
+      </w:r>
+      <w:r>
+        <w:rPr>
+          <w:rFonts w:ascii="Inter" w:hAnsi="Inter"/>
+        </w:rPr>
+        <w:t xml:space="preserve"> </w:t>
+      </w:r>
+      <w:r>
+        <w:rPr>
+          <w:rFonts w:ascii="Inter" w:hAnsi="Inter"/>
+          <w:b/>
+          <w:bCs/>
+        </w:rPr>
+        <w:t>(Isaiah 40:26)</w:t>
+      </w:r>
       <w:r>
         <w:rPr>
           <w:rFonts w:ascii="Inter" w:hAnsi="Inter"/>
@@ -196,19 +251,7 @@
         <w:rPr>
           <w:rFonts w:ascii="Inter" w:hAnsi="Inter"/>
         </w:rPr>
-        <w:t>We have become a civilization that looks down. We have traded the majesty of the cosmos for the glow of screens and the confines of man-made ceilings. We have allowed modern theology to shrink our understanding of God into an invisible, abstract concept trapped inside our own minds. This must end. We must force our people to step outside, tilt their heads back, and look at the sky again.</w:t>
-      </w:r>
-      <w:r>
-        <w:rPr>
-          <w:rFonts w:ascii="Inter" w:hAnsi="Inter"/>
-        </w:rPr>
-        <w:t xml:space="preserve"> </w:t>
-      </w:r>
-      <w:r>
-        <w:rPr>
-          <w:rFonts w:ascii="Inter" w:hAnsi="Inter"/>
-        </w:rPr>
-        <w:t xml:space="preserve">As the Scriptures command, </w:t>
+        <w:t xml:space="preserve">When you look up at the night sky, you are not looking at a painted dome or a collection of spiritual metaphors. You are looking through a thin atmosphere directly into the operational theater of Elohim. You are looking into the vast, primordial Cosmic Ocean—the </w:t>
       </w:r>
       <w:r>
         <w:rPr>
@@ -216,74 +259,327 @@
           <w:i/>
           <w:iCs/>
         </w:rPr>
-        <w:t xml:space="preserve">"Lift up your eyes on high, and see who has created these things, </w:t>
-      </w:r>
-      <w:proofErr w:type="gramStart"/>
+        <w:t>Tehom</w:t>
+      </w:r>
+      <w:r>
+        <w:rPr>
+          <w:rFonts w:ascii="Inter" w:hAnsi="Inter"/>
+        </w:rPr>
+        <w:t xml:space="preserve"> of the Hebrews, the </w:t>
+      </w:r>
       <w:r>
         <w:rPr>
           <w:rFonts w:ascii="Inter" w:hAnsi="Inter"/>
           <w:i/>
           <w:iCs/>
         </w:rPr>
-        <w:t>Who</w:t>
-      </w:r>
-      <w:proofErr w:type="gramEnd"/>
+        <w:t>Nu</w:t>
+      </w:r>
+      <w:r>
+        <w:rPr>
+          <w:rFonts w:ascii="Inter" w:hAnsi="Inter"/>
+        </w:rPr>
+        <w:t xml:space="preserve"> of the Egyptians, the </w:t>
+      </w:r>
       <w:r>
         <w:rPr>
           <w:rFonts w:ascii="Inter" w:hAnsi="Inter"/>
           <w:i/>
           <w:iCs/>
         </w:rPr>
-        <w:t xml:space="preserve"> brings out their host by number; He calls them all by name, by the greatness of His might and the strength of His power; Not one is missing"</w:t>
-      </w:r>
-      <w:r>
-        <w:rPr>
-          <w:rFonts w:ascii="Inter" w:hAnsi="Inter"/>
-        </w:rPr>
-        <w:t xml:space="preserve"> </w:t>
-      </w:r>
-      <w:r>
-        <w:rPr>
-          <w:rFonts w:ascii="Inter" w:hAnsi="Inter"/>
-          <w:b/>
-          <w:bCs/>
-        </w:rPr>
-        <w:t>(Isaiah 40:26)</w:t>
-      </w:r>
-      <w:r>
-        <w:rPr>
-          <w:rFonts w:ascii="Inter" w:hAnsi="Inter"/>
-        </w:rPr>
-        <w:t>.</w:t>
-      </w:r>
-    </w:p>
-    <w:p>
-      <w:pPr>
-        <w:rPr>
-          <w:rFonts w:ascii="Inter" w:hAnsi="Inter"/>
-        </w:rPr>
-      </w:pPr>
-      <w:r>
-        <w:rPr>
-          <w:rFonts w:ascii="Inter" w:hAnsi="Inter"/>
-        </w:rPr>
-        <w:t xml:space="preserve">When you look up at the night sky, you are not looking at a painted dome or a collection of spiritual metaphors. You are looking through a thin atmosphere directly into the operational theater of Elohim. You are looking into the vast, primordial Cosmic Ocean—the </w:t>
-      </w:r>
-      <w:proofErr w:type="spellStart"/>
+        <w:t>Oceanus</w:t>
+      </w:r>
+      <w:r>
+        <w:rPr>
+          <w:rFonts w:ascii="Inter" w:hAnsi="Inter"/>
+        </w:rPr>
+        <w:t xml:space="preserve"> of the Greeks. Our ancestors understood their position. </w:t>
+      </w:r>
+      <w:r>
+        <w:rPr>
+          <w:rFonts w:ascii="Inter" w:hAnsi="Inter"/>
+        </w:rPr>
+        <w:t xml:space="preserve">Our ancestors understood their position: </w:t>
+      </w:r>
       <w:r>
         <w:rPr>
           <w:rFonts w:ascii="Inter" w:hAnsi="Inter"/>
           <w:i/>
           <w:iCs/>
         </w:rPr>
-        <w:t>Tehom</w:t>
-      </w:r>
-      <w:proofErr w:type="spellEnd"/>
-      <w:r>
-        <w:rPr>
-          <w:rFonts w:ascii="Inter" w:hAnsi="Inter"/>
-        </w:rPr>
-        <w:t xml:space="preserve"> of the Hebrews, the </w:t>
+        <w:t>"Praise Him, you heavens of heavens, And you waters above the heavens!"</w:t>
+      </w:r>
+      <w:r>
+        <w:rPr>
+          <w:rFonts w:ascii="Inter" w:hAnsi="Inter"/>
+        </w:rPr>
+        <w:t xml:space="preserve"> </w:t>
+      </w:r>
+      <w:r>
+        <w:rPr>
+          <w:rFonts w:ascii="Inter" w:hAnsi="Inter"/>
+          <w:b/>
+          <w:bCs/>
+        </w:rPr>
+        <w:t>(Psalm 148:4)</w:t>
+      </w:r>
+      <w:r>
+        <w:rPr>
+          <w:rFonts w:ascii="Inter" w:hAnsi="Inter"/>
+        </w:rPr>
+        <w:t>. They recognized that Earth is not a closed, isolated room; it is a physical vessel, assigned to us, navigating through a terrifyingly massive solar system.</w:t>
+      </w:r>
+    </w:p>
+    <w:p>
+      <w:pPr>
+        <w:rPr>
+          <w:rFonts w:ascii="Inter" w:hAnsi="Inter"/>
+        </w:rPr>
+      </w:pPr>
+      <w:r>
+        <w:rPr>
+          <w:rFonts w:ascii="Inter" w:hAnsi="Inter"/>
+        </w:rPr>
+        <w:lastRenderedPageBreak/>
+        <w:t>Every star, every planet, every constellation—from the hunting grounds of Orion to the brilliant burning of Sirius—</w:t>
+      </w:r>
+      <w:r>
+        <w:rPr>
+          <w:rFonts w:ascii="Inter" w:hAnsi="Inter"/>
+        </w:rPr>
+        <w:t>is a real, physical object and territory</w:t>
+      </w:r>
+      <w:r>
+        <w:rPr>
+          <w:rFonts w:ascii="Inter" w:hAnsi="Inter"/>
+        </w:rPr>
+        <w:t xml:space="preserve"> in this cosmic sea. They are the visible architecture of the </w:t>
+      </w:r>
+      <w:r>
+        <w:rPr>
+          <w:rFonts w:ascii="Inter" w:hAnsi="Inter"/>
+        </w:rPr>
+        <w:t>Creator's</w:t>
+      </w:r>
+      <w:r>
+        <w:rPr>
+          <w:rFonts w:ascii="Inter" w:hAnsi="Inter"/>
+        </w:rPr>
+        <w:t xml:space="preserve"> forces.</w:t>
+      </w:r>
+    </w:p>
+    <w:p>
+      <w:pPr>
+        <w:rPr>
+          <w:rFonts w:ascii="Inter" w:hAnsi="Inter"/>
+        </w:rPr>
+      </w:pPr>
+      <w:r>
+        <w:rPr>
+          <w:rFonts w:ascii="Inter" w:hAnsi="Inter"/>
+        </w:rPr>
+        <w:t>Th</w:t>
+      </w:r>
+      <w:r>
+        <w:rPr>
+          <w:rFonts w:ascii="Inter" w:hAnsi="Inter"/>
+        </w:rPr>
+        <w:t xml:space="preserve">e </w:t>
+      </w:r>
+      <w:r>
+        <w:rPr>
+          <w:rFonts w:ascii="Inter" w:hAnsi="Inter"/>
+        </w:rPr>
+        <w:t>Catechism is designed to aggressively shake our institutions awake. We are discarding the imaginary symbolism of invisible cloud gods. We are a literal dispatch of the creation of humanity's Higher Power, stationed in the middle of a cosmic ocean. When we recite the Apostles' Creed, we are not reciting a poem; we are issuing an operational briefing. We are reciting the history of the cosmos, the legal lineage of our Sovereign, and the strategic assignment given to humanity. Cultures around the world can listen to this Creed and resonate with it, because it is built on the shared, ancient, and undeniable observation of the physical heavens.</w:t>
+      </w:r>
+    </w:p>
+    <w:p>
+      <w:pPr>
+        <w:rPr>
+          <w:rFonts w:ascii="Inter" w:hAnsi="Inter"/>
+        </w:rPr>
+      </w:pPr>
+    </w:p>
+    <w:p>
+      <w:pPr>
+        <w:rPr>
+          <w:rFonts w:ascii="Inter" w:hAnsi="Inter"/>
+        </w:rPr>
+      </w:pPr>
+    </w:p>
+    <w:p>
+      <w:pPr>
+        <w:rPr>
+          <w:rFonts w:ascii="Inter" w:hAnsi="Inter"/>
+        </w:rPr>
+      </w:pPr>
+    </w:p>
+    <w:p>
+      <w:pPr>
+        <w:rPr>
+          <w:rFonts w:ascii="Inter" w:hAnsi="Inter"/>
+        </w:rPr>
+      </w:pPr>
+    </w:p>
+    <w:p>
+      <w:pPr>
+        <w:rPr>
+          <w:rFonts w:ascii="Inter" w:hAnsi="Inter"/>
+        </w:rPr>
+      </w:pPr>
+    </w:p>
+    <w:p>
+      <w:pPr>
+        <w:rPr>
+          <w:rFonts w:ascii="Inter" w:hAnsi="Inter"/>
+        </w:rPr>
+      </w:pPr>
+    </w:p>
+    <w:p>
+      <w:pPr>
+        <w:rPr>
+          <w:rFonts w:ascii="Inter" w:hAnsi="Inter"/>
+        </w:rPr>
+      </w:pPr>
+    </w:p>
+    <w:p>
+      <w:pPr>
+        <w:rPr>
+          <w:rFonts w:ascii="Inter" w:hAnsi="Inter"/>
+        </w:rPr>
+      </w:pPr>
+    </w:p>
+    <w:p>
+      <w:pPr>
+        <w:rPr>
+          <w:rFonts w:ascii="Inter" w:hAnsi="Inter"/>
+        </w:rPr>
+      </w:pPr>
+    </w:p>
+    <w:p>
+      <w:pPr>
+        <w:rPr>
+          <w:rFonts w:ascii="Inter" w:hAnsi="Inter"/>
+        </w:rPr>
+      </w:pPr>
+    </w:p>
+    <w:p>
+      <w:pPr>
+        <w:rPr>
+          <w:rFonts w:ascii="Inter" w:hAnsi="Inter"/>
+        </w:rPr>
+      </w:pPr>
+    </w:p>
+    <w:p>
+      <w:pPr>
+        <w:rPr>
+          <w:rFonts w:ascii="Inter" w:hAnsi="Inter"/>
+        </w:rPr>
+      </w:pPr>
+    </w:p>
+    <w:p>
+      <w:pPr>
+        <w:rPr>
+          <w:rFonts w:ascii="Inter" w:hAnsi="Inter"/>
+        </w:rPr>
+      </w:pPr>
+    </w:p>
+    <w:p>
+      <w:pPr>
+        <w:rPr>
+          <w:rFonts w:ascii="Inter" w:hAnsi="Inter"/>
+        </w:rPr>
+      </w:pPr>
+    </w:p>
+    <w:p>
+      <w:pPr>
+        <w:rPr>
+          <w:rFonts w:ascii="Inter" w:hAnsi="Inter"/>
+        </w:rPr>
+      </w:pPr>
+    </w:p>
+    <w:p>
+      <w:pPr>
+        <w:rPr>
+          <w:rFonts w:ascii="Inter" w:hAnsi="Inter"/>
+        </w:rPr>
+      </w:pPr>
+    </w:p>
+    <w:p>
+      <w:pPr>
+        <w:rPr>
+          <w:rFonts w:ascii="Inter" w:hAnsi="Inter"/>
+          <w:b/>
+          <w:bCs/>
+          <w:sz w:val="50"/>
+          <w:szCs w:val="50"/>
+        </w:rPr>
+      </w:pPr>
+      <w:r>
+        <w:rPr>
+          <w:rFonts w:ascii="Inter" w:hAnsi="Inter"/>
+          <w:b/>
+          <w:bCs/>
+          <w:sz w:val="50"/>
+          <w:szCs w:val="50"/>
+        </w:rPr>
+        <w:t>He commands</w:t>
+      </w:r>
+      <w:r>
+        <w:rPr>
+          <w:rFonts w:ascii="Inter" w:hAnsi="Inter"/>
+          <w:b/>
+          <w:bCs/>
+          <w:sz w:val="50"/>
+          <w:szCs w:val="50"/>
+        </w:rPr>
+        <w:t>,</w:t>
+      </w:r>
+    </w:p>
+    <w:p>
+      <w:pPr>
+        <w:rPr>
+          <w:rFonts w:ascii="Inter" w:hAnsi="Inter"/>
+          <w:b/>
+          <w:bCs/>
+        </w:rPr>
+      </w:pPr>
+      <w:r>
+        <w:rPr>
+          <w:rFonts w:ascii="Inter" w:hAnsi="Inter"/>
+          <w:b/>
+          <w:bCs/>
+        </w:rPr>
+        <w:lastRenderedPageBreak/>
+        <w:t>Article I: "I believe in God, the Father Almighty, Creator of Heaven and Earth..."</w:t>
+      </w:r>
+    </w:p>
+    <w:p>
+      <w:pPr>
+        <w:rPr>
+          <w:rFonts w:ascii="Inter" w:hAnsi="Inter"/>
+        </w:rPr>
+      </w:pPr>
+      <w:r>
+        <w:rPr>
+          <w:rFonts w:ascii="Inter" w:hAnsi="Inter"/>
+          <w:b/>
+          <w:bCs/>
+        </w:rPr>
+        <w:t>The Reality of the Cosmic Ocean</w:t>
+      </w:r>
+    </w:p>
+    <w:p>
+      <w:pPr>
+        <w:rPr>
+          <w:rFonts w:ascii="Inter" w:hAnsi="Inter"/>
+        </w:rPr>
+      </w:pPr>
+      <w:r>
+        <w:rPr>
+          <w:rFonts w:ascii="Inter" w:hAnsi="Inter"/>
+        </w:rPr>
+        <w:t xml:space="preserve">When the Creed states that Elohim is the Creator of Heaven and Earth, it refers to observable, physical realities. Ancient cultures globally—from the Mesopotamian </w:t>
       </w:r>
       <w:r>
         <w:rPr>
@@ -291,13 +587,13 @@
           <w:i/>
           <w:iCs/>
         </w:rPr>
-        <w:t>Nu</w:t>
-      </w:r>
-      <w:r>
-        <w:rPr>
-          <w:rFonts w:ascii="Inter" w:hAnsi="Inter"/>
-        </w:rPr>
-        <w:t xml:space="preserve"> of the Egyptians, the </w:t>
+        <w:t>Enuma Elish</w:t>
+      </w:r>
+      <w:r>
+        <w:rPr>
+          <w:rFonts w:ascii="Inter" w:hAnsi="Inter"/>
+        </w:rPr>
+        <w:t xml:space="preserve"> to the Egyptian </w:t>
       </w:r>
       <w:r>
         <w:rPr>
@@ -305,19 +601,13 @@
           <w:i/>
           <w:iCs/>
         </w:rPr>
-        <w:t>Oceanus</w:t>
-      </w:r>
-      <w:r>
-        <w:rPr>
-          <w:rFonts w:ascii="Inter" w:hAnsi="Inter"/>
-        </w:rPr>
-        <w:t xml:space="preserve"> of the Greeks. Our ancestors understood their position. </w:t>
-      </w:r>
-      <w:r>
-        <w:rPr>
-          <w:rFonts w:ascii="Inter" w:hAnsi="Inter"/>
-        </w:rPr>
-        <w:t xml:space="preserve">Our ancestors understood their position: </w:t>
+        <w:t>Nun</w:t>
+      </w:r>
+      <w:r>
+        <w:rPr>
+          <w:rFonts w:ascii="Inter" w:hAnsi="Inter"/>
+        </w:rPr>
+        <w:t xml:space="preserve">, to the Hebrew </w:t>
       </w:r>
       <w:r>
         <w:rPr>
@@ -325,336 +615,8 @@
           <w:i/>
           <w:iCs/>
         </w:rPr>
-        <w:t xml:space="preserve">"Praise Him, </w:t>
-      </w:r>
-      <w:proofErr w:type="gramStart"/>
-      <w:r>
-        <w:rPr>
-          <w:rFonts w:ascii="Inter" w:hAnsi="Inter"/>
-          <w:i/>
-          <w:iCs/>
-        </w:rPr>
-        <w:t>you</w:t>
-      </w:r>
-      <w:proofErr w:type="gramEnd"/>
-      <w:r>
-        <w:rPr>
-          <w:rFonts w:ascii="Inter" w:hAnsi="Inter"/>
-          <w:i/>
-          <w:iCs/>
-        </w:rPr>
-        <w:t xml:space="preserve"> heavens of heavens, And </w:t>
-      </w:r>
-      <w:proofErr w:type="gramStart"/>
-      <w:r>
-        <w:rPr>
-          <w:rFonts w:ascii="Inter" w:hAnsi="Inter"/>
-          <w:i/>
-          <w:iCs/>
-        </w:rPr>
-        <w:t>you</w:t>
-      </w:r>
-      <w:proofErr w:type="gramEnd"/>
-      <w:r>
-        <w:rPr>
-          <w:rFonts w:ascii="Inter" w:hAnsi="Inter"/>
-          <w:i/>
-          <w:iCs/>
-        </w:rPr>
-        <w:t xml:space="preserve"> waters above the heavens!"</w:t>
-      </w:r>
-      <w:r>
-        <w:rPr>
-          <w:rFonts w:ascii="Inter" w:hAnsi="Inter"/>
-        </w:rPr>
-        <w:t xml:space="preserve"> </w:t>
-      </w:r>
-      <w:r>
-        <w:rPr>
-          <w:rFonts w:ascii="Inter" w:hAnsi="Inter"/>
-          <w:b/>
-          <w:bCs/>
-        </w:rPr>
-        <w:t>(Psalm 148:4)</w:t>
-      </w:r>
-      <w:r>
-        <w:rPr>
-          <w:rFonts w:ascii="Inter" w:hAnsi="Inter"/>
-        </w:rPr>
-        <w:t xml:space="preserve">. They recognized that Earth is not </w:t>
-      </w:r>
-      <w:r>
-        <w:rPr>
-          <w:rFonts w:ascii="Inter" w:hAnsi="Inter"/>
-        </w:rPr>
-        <w:lastRenderedPageBreak/>
-        <w:t>a closed, isolated room; it is a physical vessel, assigned to us, navigating through a terrifyingly massive solar system.</w:t>
-      </w:r>
-    </w:p>
-    <w:p>
-      <w:pPr>
-        <w:rPr>
-          <w:rFonts w:ascii="Inter" w:hAnsi="Inter"/>
-        </w:rPr>
-      </w:pPr>
-      <w:r>
-        <w:rPr>
-          <w:rFonts w:ascii="Inter" w:hAnsi="Inter"/>
-        </w:rPr>
-        <w:t>Every star, every planet, every constellation—from the hunting grounds of Orion to the brilliant burning of Sirius—are real, physical objects and territories in this cosmic sea. They are the visible architecture of the Creator’s forces.</w:t>
-      </w:r>
-    </w:p>
-    <w:p>
-      <w:pPr>
-        <w:rPr>
-          <w:rFonts w:ascii="Inter" w:hAnsi="Inter"/>
-        </w:rPr>
-      </w:pPr>
-      <w:r>
-        <w:rPr>
-          <w:rFonts w:ascii="Inter" w:hAnsi="Inter"/>
-        </w:rPr>
-        <w:t>Th</w:t>
-      </w:r>
-      <w:r>
-        <w:rPr>
-          <w:rFonts w:ascii="Inter" w:hAnsi="Inter"/>
-        </w:rPr>
-        <w:t xml:space="preserve">e </w:t>
-      </w:r>
-      <w:r>
-        <w:rPr>
-          <w:rFonts w:ascii="Inter" w:hAnsi="Inter"/>
-        </w:rPr>
-        <w:t>Catechism is designed to aggressively shake our institutions awake. We are discarding the imaginary symbolism of invisible cloud gods. We are a literal dispatch of the creation of humanity's Higher Power, stationed on a rock in the middle of a cosmic ocean. When we recite the Apostles' Creed, we are not reciting a poem; we are issuing an operational briefing. We are reciting the history of the cosmos, the legal lineage of our Sovereign, and the strategic assignment given to humanity. Cultures around the world can listen to this Creed and resonate with it, because it is built on the shared, ancient, and undeniable observation of the physical heavens.</w:t>
-      </w:r>
-    </w:p>
-    <w:p>
-      <w:pPr>
-        <w:rPr>
-          <w:rFonts w:ascii="Inter" w:hAnsi="Inter"/>
-        </w:rPr>
-      </w:pPr>
-    </w:p>
-    <w:p>
-      <w:pPr>
-        <w:rPr>
-          <w:rFonts w:ascii="Inter" w:hAnsi="Inter"/>
-        </w:rPr>
-      </w:pPr>
-    </w:p>
-    <w:p>
-      <w:pPr>
-        <w:rPr>
-          <w:rFonts w:ascii="Inter" w:hAnsi="Inter"/>
-        </w:rPr>
-      </w:pPr>
-    </w:p>
-    <w:p>
-      <w:pPr>
-        <w:rPr>
-          <w:rFonts w:ascii="Inter" w:hAnsi="Inter"/>
-        </w:rPr>
-      </w:pPr>
-    </w:p>
-    <w:p>
-      <w:pPr>
-        <w:rPr>
-          <w:rFonts w:ascii="Inter" w:hAnsi="Inter"/>
-        </w:rPr>
-      </w:pPr>
-    </w:p>
-    <w:p>
-      <w:pPr>
-        <w:rPr>
-          <w:rFonts w:ascii="Inter" w:hAnsi="Inter"/>
-        </w:rPr>
-      </w:pPr>
-    </w:p>
-    <w:p>
-      <w:pPr>
-        <w:rPr>
-          <w:rFonts w:ascii="Inter" w:hAnsi="Inter"/>
-        </w:rPr>
-      </w:pPr>
-    </w:p>
-    <w:p>
-      <w:pPr>
-        <w:rPr>
-          <w:rFonts w:ascii="Inter" w:hAnsi="Inter"/>
-        </w:rPr>
-      </w:pPr>
-    </w:p>
-    <w:p>
-      <w:pPr>
-        <w:rPr>
-          <w:rFonts w:ascii="Inter" w:hAnsi="Inter"/>
-        </w:rPr>
-      </w:pPr>
-    </w:p>
-    <w:p>
-      <w:pPr>
-        <w:rPr>
-          <w:rFonts w:ascii="Inter" w:hAnsi="Inter"/>
-        </w:rPr>
-      </w:pPr>
-    </w:p>
-    <w:p>
-      <w:pPr>
-        <w:rPr>
-          <w:rFonts w:ascii="Inter" w:hAnsi="Inter"/>
-        </w:rPr>
-      </w:pPr>
-    </w:p>
-    <w:p>
-      <w:pPr>
-        <w:rPr>
-          <w:rFonts w:ascii="Inter" w:hAnsi="Inter"/>
-        </w:rPr>
-      </w:pPr>
-    </w:p>
-    <w:p>
-      <w:pPr>
-        <w:rPr>
-          <w:rFonts w:ascii="Inter" w:hAnsi="Inter"/>
-        </w:rPr>
-      </w:pPr>
-    </w:p>
-    <w:p>
-      <w:pPr>
-        <w:rPr>
-          <w:rFonts w:ascii="Inter" w:hAnsi="Inter"/>
-        </w:rPr>
-      </w:pPr>
-    </w:p>
-    <w:p>
-      <w:pPr>
-        <w:rPr>
-          <w:rFonts w:ascii="Inter" w:hAnsi="Inter"/>
-        </w:rPr>
-      </w:pPr>
-    </w:p>
-    <w:p>
-      <w:pPr>
-        <w:rPr>
-          <w:rFonts w:ascii="Inter" w:hAnsi="Inter"/>
-        </w:rPr>
-      </w:pPr>
-    </w:p>
-    <w:p>
-      <w:pPr>
-        <w:rPr>
-          <w:rFonts w:ascii="Inter" w:hAnsi="Inter"/>
-          <w:b/>
-          <w:bCs/>
-          <w:sz w:val="50"/>
-          <w:szCs w:val="50"/>
-        </w:rPr>
-      </w:pPr>
-      <w:r>
-        <w:rPr>
-          <w:rFonts w:ascii="Inter" w:hAnsi="Inter"/>
-          <w:b/>
-          <w:bCs/>
-          <w:sz w:val="50"/>
-          <w:szCs w:val="50"/>
-        </w:rPr>
-        <w:lastRenderedPageBreak/>
-        <w:t>He commands</w:t>
-      </w:r>
-      <w:r>
-        <w:rPr>
-          <w:rFonts w:ascii="Inter" w:hAnsi="Inter"/>
-          <w:b/>
-          <w:bCs/>
-          <w:sz w:val="50"/>
-          <w:szCs w:val="50"/>
-        </w:rPr>
-        <w:t>,</w:t>
-      </w:r>
-    </w:p>
-    <w:p>
-      <w:pPr>
-        <w:rPr>
-          <w:rFonts w:ascii="Inter" w:hAnsi="Inter"/>
-          <w:b/>
-          <w:bCs/>
-        </w:rPr>
-      </w:pPr>
-      <w:r>
-        <w:rPr>
-          <w:rFonts w:ascii="Inter" w:hAnsi="Inter"/>
-          <w:b/>
-          <w:bCs/>
-        </w:rPr>
-        <w:t>Article I: "I believe in God, the Father Almighty, Creator of Heaven and Earth..."</w:t>
-      </w:r>
-    </w:p>
-    <w:p>
-      <w:pPr>
-        <w:rPr>
-          <w:rFonts w:ascii="Inter" w:hAnsi="Inter"/>
-        </w:rPr>
-      </w:pPr>
-      <w:r>
-        <w:rPr>
-          <w:rFonts w:ascii="Inter" w:hAnsi="Inter"/>
-          <w:b/>
-          <w:bCs/>
-        </w:rPr>
-        <w:t>The Reality of the Cosmic Ocean</w:t>
-      </w:r>
-    </w:p>
-    <w:p>
-      <w:pPr>
-        <w:rPr>
-          <w:rFonts w:ascii="Inter" w:hAnsi="Inter"/>
-        </w:rPr>
-      </w:pPr>
-      <w:r>
-        <w:rPr>
-          <w:rFonts w:ascii="Inter" w:hAnsi="Inter"/>
-        </w:rPr>
-        <w:t xml:space="preserve">When the Creed states that Elohim is the Creator of Heaven and Earth, it refers to observable, physical realities. Ancient cultures globally—from the Mesopotamian </w:t>
-      </w:r>
-      <w:r>
-        <w:rPr>
-          <w:rFonts w:ascii="Inter" w:hAnsi="Inter"/>
-          <w:i/>
-          <w:iCs/>
-        </w:rPr>
-        <w:t>Enuma Elish</w:t>
-      </w:r>
-      <w:r>
-        <w:rPr>
-          <w:rFonts w:ascii="Inter" w:hAnsi="Inter"/>
-        </w:rPr>
-        <w:t xml:space="preserve"> to the Egyptian </w:t>
-      </w:r>
-      <w:r>
-        <w:rPr>
-          <w:rFonts w:ascii="Inter" w:hAnsi="Inter"/>
-          <w:i/>
-          <w:iCs/>
-        </w:rPr>
-        <w:t>Nun</w:t>
-      </w:r>
-      <w:r>
-        <w:rPr>
-          <w:rFonts w:ascii="Inter" w:hAnsi="Inter"/>
-        </w:rPr>
-        <w:t xml:space="preserve">, to the Hebrew </w:t>
-      </w:r>
-      <w:proofErr w:type="spellStart"/>
-      <w:r>
-        <w:rPr>
-          <w:rFonts w:ascii="Inter" w:hAnsi="Inter"/>
-          <w:i/>
-          <w:iCs/>
-        </w:rPr>
         <w:t>Tehom</w:t>
       </w:r>
-      <w:proofErr w:type="spellEnd"/>
       <w:r>
         <w:rPr>
           <w:rFonts w:ascii="Inter" w:hAnsi="Inter"/>
@@ -897,20 +859,6 @@
     </w:p>
     <w:p>
       <w:pPr>
-        <w:rPr>
-          <w:rFonts w:ascii="Inter" w:hAnsi="Inter"/>
-        </w:rPr>
-      </w:pPr>
-    </w:p>
-    <w:p>
-      <w:pPr>
-        <w:rPr>
-          <w:rFonts w:ascii="Inter" w:hAnsi="Inter"/>
-        </w:rPr>
-      </w:pPr>
-    </w:p>
-    <w:p>
-      <w:pPr>
         <w:keepNext/>
         <w:rPr>
           <w:rFonts w:ascii="Inter" w:hAnsi="Inter"/>
@@ -921,6 +869,7 @@
           <w:rFonts w:ascii="Inter" w:hAnsi="Inter"/>
           <w:noProof/>
         </w:rPr>
+        <w:lastRenderedPageBreak/>
         <w:drawing>
           <wp:inline distT="0" distB="0" distL="0" distR="0" wp14:anchorId="2D80D0ED" wp14:editId="47BEF98C">
             <wp:extent cx="5943600" cy="4030345"/>
@@ -1021,20 +970,26 @@
           <w:rFonts w:ascii="Inter" w:hAnsi="Inter"/>
         </w:rPr>
       </w:pPr>
-      <w:proofErr w:type="spellStart"/>
-      <w:r>
-        <w:rPr>
-          <w:rFonts w:ascii="Inter" w:hAnsi="Inter"/>
-        </w:rPr>
-        <w:t>Pleter</w:t>
-      </w:r>
-      <w:proofErr w:type="spellEnd"/>
-      <w:r>
-        <w:rPr>
-          <w:rFonts w:ascii="Inter" w:hAnsi="Inter"/>
-        </w:rPr>
-        <w:t>, O.T. (2024). Geodesy. In: Air Navigation. Springer Aerospace Technology. Springer, Cham. https://doi.org/10.1007/978-3-031-52994-8_2</w:t>
-      </w:r>
+      <w:r>
+        <w:rPr>
+          <w:rFonts w:ascii="Inter" w:hAnsi="Inter"/>
+        </w:rPr>
+        <w:t>Pleter, O.T. (2024). Geodesy. In: Air Navigation. Springer Aerospace Technology. Springer, Cham. https://doi.org/10.1007/978-3-031-52994-8_2</w:t>
+      </w:r>
+    </w:p>
+    <w:p>
+      <w:pPr>
+        <w:rPr>
+          <w:rFonts w:ascii="Inter" w:hAnsi="Inter"/>
+        </w:rPr>
+      </w:pPr>
+    </w:p>
+    <w:p>
+      <w:pPr>
+        <w:rPr>
+          <w:rFonts w:ascii="Inter" w:hAnsi="Inter"/>
+        </w:rPr>
+      </w:pPr>
     </w:p>
     <w:p>
       <w:pPr>
@@ -1167,43 +1122,302 @@
           <w:i/>
           <w:iCs/>
         </w:rPr>
-        <w:t xml:space="preserve">"appointed heir of all things, through whom also He made the </w:t>
-      </w:r>
-      <w:proofErr w:type="gramStart"/>
+        <w:t>"appointed heir of all things, through whom also He made the worlds; who being the brightness of His glory and the express image of His person, and upholding all things by the word of His power"</w:t>
+      </w:r>
+      <w:r>
+        <w:rPr>
+          <w:rFonts w:ascii="Inter" w:hAnsi="Inter"/>
+        </w:rPr>
+        <w:t xml:space="preserve"> </w:t>
+      </w:r>
+      <w:r>
+        <w:rPr>
+          <w:rFonts w:ascii="Inter" w:hAnsi="Inter"/>
+          <w:b/>
+          <w:bCs/>
+        </w:rPr>
+        <w:t>(Hebrews 1:2-3)</w:t>
+      </w:r>
+      <w:r>
+        <w:rPr>
+          <w:rFonts w:ascii="Inter" w:hAnsi="Inter"/>
+        </w:rPr>
+        <w:t>.</w:t>
+      </w:r>
+    </w:p>
+    <w:p>
+      <w:pPr>
+        <w:rPr>
+          <w:rFonts w:ascii="Inter" w:hAnsi="Inter"/>
+        </w:rPr>
+      </w:pPr>
+      <w:r>
+        <w:rPr>
+          <w:rFonts w:ascii="Inter" w:hAnsi="Inter"/>
+        </w:rPr>
+        <w:t xml:space="preserve">Jesus Christ was the legal heir to Israel. He was the authorized representative of Elohim dispatched to earth to establish order. He united the fragmented tribes, and He shed His blood for a highly specific, tactical reason: to protect the knowledge of the cosmos and the moral law. </w:t>
+      </w:r>
+      <w:r>
+        <w:rPr>
+          <w:rFonts w:ascii="Inter" w:hAnsi="Inter"/>
+        </w:rPr>
+        <w:t xml:space="preserve">He secured our history with His life in a besieged nation so that this community could exist today, anchored by an unbroken covenant: </w:t>
+      </w:r>
       <w:r>
         <w:rPr>
           <w:rFonts w:ascii="Inter" w:hAnsi="Inter"/>
           <w:i/>
           <w:iCs/>
         </w:rPr>
-        <w:t>worlds;</w:t>
-      </w:r>
-      <w:proofErr w:type="gramEnd"/>
+        <w:t>"For where there is a testament, there must also of necessity be the death of the testator"</w:t>
+      </w:r>
+      <w:r>
+        <w:rPr>
+          <w:rFonts w:ascii="Inter" w:hAnsi="Inter"/>
+        </w:rPr>
+        <w:t xml:space="preserve"> </w:t>
+      </w:r>
+      <w:r>
+        <w:rPr>
+          <w:rFonts w:ascii="Inter" w:hAnsi="Inter"/>
+          <w:b/>
+          <w:bCs/>
+        </w:rPr>
+        <w:t>(Hebrews 9:16)</w:t>
+      </w:r>
+      <w:r>
+        <w:rPr>
+          <w:rFonts w:ascii="Inter" w:hAnsi="Inter"/>
+        </w:rPr>
+        <w:t>.</w:t>
+      </w:r>
+    </w:p>
+    <w:p>
+      <w:pPr>
+        <w:rPr>
+          <w:rFonts w:ascii="Inter" w:hAnsi="Inter"/>
+        </w:rPr>
+      </w:pPr>
+    </w:p>
+    <w:p>
+      <w:pPr>
+        <w:rPr>
+          <w:rFonts w:ascii="Inter" w:hAnsi="Inter"/>
+        </w:rPr>
+      </w:pPr>
+    </w:p>
+    <w:p>
+      <w:pPr>
+        <w:rPr>
+          <w:rFonts w:ascii="Inter" w:hAnsi="Inter"/>
+        </w:rPr>
+      </w:pPr>
+    </w:p>
+    <w:p>
+      <w:pPr>
+        <w:rPr>
+          <w:rFonts w:ascii="Inter" w:hAnsi="Inter"/>
+        </w:rPr>
+      </w:pPr>
+    </w:p>
+    <w:p>
+      <w:pPr>
+        <w:rPr>
+          <w:rFonts w:ascii="Inter" w:hAnsi="Inter"/>
+        </w:rPr>
+      </w:pPr>
+    </w:p>
+    <w:p>
+      <w:pPr>
+        <w:rPr>
+          <w:rFonts w:ascii="Inter" w:hAnsi="Inter"/>
+        </w:rPr>
+      </w:pPr>
+    </w:p>
+    <w:p>
+      <w:pPr>
+        <w:rPr>
+          <w:rFonts w:ascii="Inter" w:hAnsi="Inter"/>
+        </w:rPr>
+      </w:pPr>
+    </w:p>
+    <w:p>
+      <w:pPr>
+        <w:rPr>
+          <w:rFonts w:ascii="Inter" w:hAnsi="Inter"/>
+        </w:rPr>
+      </w:pPr>
+    </w:p>
+    <w:p>
+      <w:pPr>
+        <w:rPr>
+          <w:rFonts w:ascii="Inter" w:hAnsi="Inter"/>
+        </w:rPr>
+      </w:pPr>
+    </w:p>
+    <w:p>
+      <w:pPr>
+        <w:rPr>
+          <w:rFonts w:ascii="Inter" w:hAnsi="Inter"/>
+        </w:rPr>
+      </w:pPr>
+    </w:p>
+    <w:p>
+      <w:pPr>
+        <w:rPr>
+          <w:rFonts w:ascii="Inter" w:hAnsi="Inter"/>
+        </w:rPr>
+      </w:pPr>
+    </w:p>
+    <w:p>
+      <w:pPr>
+        <w:rPr>
+          <w:rFonts w:ascii="Inter" w:hAnsi="Inter"/>
+        </w:rPr>
+      </w:pPr>
+    </w:p>
+    <w:p>
+      <w:pPr>
+        <w:rPr>
+          <w:rFonts w:ascii="Inter" w:hAnsi="Inter"/>
+        </w:rPr>
+      </w:pPr>
+    </w:p>
+    <w:p>
+      <w:pPr>
+        <w:rPr>
+          <w:rFonts w:ascii="Inter" w:hAnsi="Inter"/>
+          <w:b/>
+          <w:bCs/>
+        </w:rPr>
+      </w:pPr>
+      <w:r>
+        <w:rPr>
+          <w:rFonts w:ascii="Inter" w:hAnsi="Inter"/>
+          <w:b/>
+          <w:bCs/>
+        </w:rPr>
+        <w:lastRenderedPageBreak/>
+        <w:t>Article III: "Suffered under Pontius Pilate..."</w:t>
+      </w:r>
+    </w:p>
+    <w:p>
+      <w:pPr>
+        <w:rPr>
+          <w:rFonts w:ascii="Inter" w:hAnsi="Inter"/>
+        </w:rPr>
+      </w:pPr>
+      <w:r>
+        <w:rPr>
+          <w:rFonts w:ascii="Inter" w:hAnsi="Inter"/>
+          <w:b/>
+          <w:bCs/>
+        </w:rPr>
+        <w:t>The End of the Millennial Atonement</w:t>
+      </w:r>
+    </w:p>
+    <w:p>
+      <w:pPr>
+        <w:rPr>
+          <w:rFonts w:ascii="Inter" w:hAnsi="Inter"/>
+        </w:rPr>
+      </w:pPr>
+      <w:r>
+        <w:rPr>
+          <w:rFonts w:ascii="Inter" w:hAnsi="Inter"/>
+        </w:rPr>
+        <w:t>Under the rogue leadership of Pontius Pilate, the Roman state</w:t>
+      </w:r>
+      <w:r>
+        <w:rPr>
+          <w:rFonts w:ascii="Inter" w:hAnsi="Inter"/>
+        </w:rPr>
+        <w:t xml:space="preserve"> atoned for the</w:t>
+      </w:r>
+      <w:r>
+        <w:rPr>
+          <w:rFonts w:ascii="Inter" w:hAnsi="Inter"/>
+        </w:rPr>
+        <w:t xml:space="preserve"> execut</w:t>
+      </w:r>
+      <w:r>
+        <w:rPr>
+          <w:rFonts w:ascii="Inter" w:hAnsi="Inter"/>
+        </w:rPr>
+        <w:t>ion of</w:t>
+      </w:r>
+      <w:r>
+        <w:rPr>
+          <w:rFonts w:ascii="Inter" w:hAnsi="Inter"/>
+        </w:rPr>
+        <w:t xml:space="preserve"> the legal King of Israel, a historical fact witnessed </w:t>
+      </w:r>
       <w:r>
         <w:rPr>
           <w:rFonts w:ascii="Inter" w:hAnsi="Inter"/>
           <w:i/>
           <w:iCs/>
         </w:rPr>
-        <w:t xml:space="preserve"> who being the brightness of His glory and the express image of His </w:t>
-      </w:r>
-      <w:proofErr w:type="gramStart"/>
+        <w:t>"before Pontius Pilate, who witnessed a good confession"</w:t>
+      </w:r>
+      <w:r>
+        <w:rPr>
+          <w:rFonts w:ascii="Inter" w:hAnsi="Inter"/>
+        </w:rPr>
+        <w:t xml:space="preserve"> </w:t>
+      </w:r>
+      <w:r>
+        <w:rPr>
+          <w:rFonts w:ascii="Inter" w:hAnsi="Inter"/>
+          <w:b/>
+          <w:bCs/>
+        </w:rPr>
+        <w:t>(1 Timothy 6:13)</w:t>
+      </w:r>
+      <w:r>
+        <w:rPr>
+          <w:rFonts w:ascii="Inter" w:hAnsi="Inter"/>
+        </w:rPr>
+        <w:t>.</w:t>
+      </w:r>
+      <w:r>
+        <w:rPr>
+          <w:rFonts w:ascii="Inter" w:hAnsi="Inter"/>
+        </w:rPr>
+        <w:t xml:space="preserve"> </w:t>
+      </w:r>
+      <w:r>
+        <w:rPr>
+          <w:rFonts w:ascii="Inter" w:hAnsi="Inter"/>
+        </w:rPr>
+        <w:t>History, however, demands accountability. Following the burning of Rome under Nero and the collapse of its pagan polytheism, the Roman Empire was forced by historical consequence to atone for Pilate’s crimes against the Sovereign.</w:t>
+      </w:r>
+    </w:p>
+    <w:p>
+      <w:pPr>
+        <w:rPr>
+          <w:rFonts w:ascii="Inter" w:hAnsi="Inter"/>
+        </w:rPr>
+      </w:pPr>
+      <w:r>
+        <w:rPr>
+          <w:rFonts w:ascii="Inter" w:hAnsi="Inter"/>
+        </w:rPr>
+        <w:t>For the past 1,000 years—a literal Millennial Kingdom—the Roman Catholic Church has served an indentured duty. Their operational mandate was to act as the logistical infrastructure for the Kingdom of the Jews, spending their wealth to print, protect, and distribute the King’s open-source Bible to the entire world</w:t>
+      </w:r>
+      <w:r>
+        <w:rPr>
+          <w:rFonts w:ascii="Inter" w:hAnsi="Inter"/>
+        </w:rPr>
+        <w:t xml:space="preserve">, fulfilling the vision where </w:t>
+      </w:r>
       <w:r>
         <w:rPr>
           <w:rFonts w:ascii="Inter" w:hAnsi="Inter"/>
           <w:i/>
           <w:iCs/>
         </w:rPr>
-        <w:t>person, and</w:t>
-      </w:r>
-      <w:proofErr w:type="gramEnd"/>
-      <w:r>
-        <w:rPr>
-          <w:rFonts w:ascii="Inter" w:hAnsi="Inter"/>
-          <w:i/>
-          <w:iCs/>
-        </w:rPr>
-        <w:t xml:space="preserve"> upholding all things by the word of His power"</w:t>
+        <w:t>"they lived and reigned with Christ for a thousand years"</w:t>
       </w:r>
       <w:r>
         <w:rPr>
@@ -1217,7 +1431,7 @@
           <w:b/>
           <w:bCs/>
         </w:rPr>
-        <w:t>(Hebrews 1:2-3)</w:t>
+        <w:t>(Revelation 20:4)</w:t>
       </w:r>
       <w:r>
         <w:rPr>
@@ -1236,91 +1450,45 @@
         <w:rPr>
           <w:rFonts w:ascii="Inter" w:hAnsi="Inter"/>
         </w:rPr>
-        <w:t xml:space="preserve">Jesus Christ was the legal heir to Israel. He was the authorized representative of Elohim dispatched to earth to establish order. He united the fragmented tribes, and He shed His blood for a highly specific, tactical reason: to protect the knowledge of the cosmos and the moral law. </w:t>
-      </w:r>
-      <w:r>
-        <w:rPr>
-          <w:rFonts w:ascii="Inter" w:hAnsi="Inter"/>
-        </w:rPr>
-        <w:t xml:space="preserve">He secured our history with His life in a besieged nation so that this community could exist today, anchored by an unbroken covenant: </w:t>
-      </w:r>
-      <w:r>
-        <w:rPr>
-          <w:rFonts w:ascii="Inter" w:hAnsi="Inter"/>
-          <w:i/>
-          <w:iCs/>
-        </w:rPr>
-        <w:t>"For where there is a testament, there must also of necessity be the death of the testator"</w:t>
-      </w:r>
-      <w:r>
-        <w:rPr>
-          <w:rFonts w:ascii="Inter" w:hAnsi="Inter"/>
-        </w:rPr>
-        <w:t xml:space="preserve"> </w:t>
-      </w:r>
-      <w:r>
-        <w:rPr>
-          <w:rFonts w:ascii="Inter" w:hAnsi="Inter"/>
-          <w:b/>
-          <w:bCs/>
-        </w:rPr>
-        <w:t>(Hebrews 9:16)</w:t>
-      </w:r>
-      <w:r>
-        <w:rPr>
-          <w:rFonts w:ascii="Inter" w:hAnsi="Inter"/>
-        </w:rPr>
-        <w:t>.</w:t>
-      </w:r>
-    </w:p>
-    <w:p>
-      <w:pPr>
-        <w:rPr>
-          <w:rFonts w:ascii="Inter" w:hAnsi="Inter"/>
-        </w:rPr>
-      </w:pPr>
-    </w:p>
-    <w:p>
-      <w:pPr>
-        <w:rPr>
-          <w:rFonts w:ascii="Inter" w:hAnsi="Inter"/>
-        </w:rPr>
-      </w:pPr>
-    </w:p>
-    <w:p>
-      <w:pPr>
-        <w:rPr>
-          <w:rFonts w:ascii="Inter" w:hAnsi="Inter"/>
-        </w:rPr>
-      </w:pPr>
-    </w:p>
-    <w:p>
-      <w:pPr>
-        <w:rPr>
-          <w:rFonts w:ascii="Inter" w:hAnsi="Inter"/>
-        </w:rPr>
-      </w:pPr>
-    </w:p>
-    <w:p>
-      <w:pPr>
-        <w:rPr>
-          <w:rFonts w:ascii="Inter" w:hAnsi="Inter"/>
-        </w:rPr>
-      </w:pPr>
-    </w:p>
-    <w:p>
-      <w:pPr>
-        <w:rPr>
-          <w:rFonts w:ascii="Inter" w:hAnsi="Inter"/>
-        </w:rPr>
-      </w:pPr>
-    </w:p>
-    <w:p>
-      <w:pPr>
-        <w:rPr>
-          <w:rFonts w:ascii="Inter" w:hAnsi="Inter"/>
-        </w:rPr>
-      </w:pPr>
+        <w:t>As this era of Roman atonement concludes, the vanguard shifts</w:t>
+      </w:r>
+      <w:r>
+        <w:rPr>
+          <w:rFonts w:ascii="Inter" w:hAnsi="Inter"/>
+        </w:rPr>
+        <w:t>,</w:t>
+      </w:r>
+      <w:r>
+        <w:rPr>
+          <w:rFonts w:ascii="Inter" w:hAnsi="Inter"/>
+        </w:rPr>
+        <w:t xml:space="preserve"> and the global order recognizes the change. The United Nations is now formally accepting the Institute for Scripture Research (ISR) Scriptures as the foundational text for th</w:t>
+      </w:r>
+      <w:r>
+        <w:rPr>
+          <w:rFonts w:ascii="Inter" w:hAnsi="Inter"/>
+        </w:rPr>
+        <w:t xml:space="preserve">e </w:t>
+      </w:r>
+      <w:r>
+        <w:rPr>
+          <w:rFonts w:ascii="Inter" w:hAnsi="Inter"/>
+        </w:rPr>
+        <w:t>Catechism. This represents a monumental pivot from symbolic tradition to empirical, international consensus.</w:t>
+      </w:r>
+    </w:p>
+    <w:p>
+      <w:pPr>
+        <w:rPr>
+          <w:rFonts w:ascii="Inter" w:hAnsi="Inter"/>
+        </w:rPr>
+      </w:pPr>
+      <w:r>
+        <w:rPr>
+          <w:rFonts w:ascii="Inter" w:hAnsi="Inter"/>
+        </w:rPr>
+        <w:t>This transition is not merely philosophical; it is an integrated operational reality. The ISR operations in Africa are actively supported by USAFRICOM. Furthermore, USAFRICOM, in critical coordination with the US Navy 5th Fleet, has been continuously maintaining the physical security of Israel and other allied nations in the region. It is up to the United States Marine Corps, partnered with the reality-based academic rigor of the ISR and now backed by international recognition at the UN, to take up the mantle. We are the defenders of the texts, the law, and the physical security of the Sovereign's community.</w:t>
+      </w:r>
     </w:p>
     <w:p>
       <w:pPr>
@@ -1379,274 +1547,7 @@
           <w:bCs/>
         </w:rPr>
         <w:lastRenderedPageBreak/>
-        <w:t>Article III: "Suffered under Pontius Pilate..."</w:t>
-      </w:r>
-    </w:p>
-    <w:p>
-      <w:pPr>
-        <w:rPr>
-          <w:rFonts w:ascii="Inter" w:hAnsi="Inter"/>
-        </w:rPr>
-      </w:pPr>
-      <w:r>
-        <w:rPr>
-          <w:rFonts w:ascii="Inter" w:hAnsi="Inter"/>
-          <w:b/>
-          <w:bCs/>
-        </w:rPr>
-        <w:t>The End of the Millennial Atonement</w:t>
-      </w:r>
-    </w:p>
-    <w:p>
-      <w:pPr>
-        <w:rPr>
-          <w:rFonts w:ascii="Inter" w:hAnsi="Inter"/>
-        </w:rPr>
-      </w:pPr>
-      <w:r>
-        <w:rPr>
-          <w:rFonts w:ascii="Inter" w:hAnsi="Inter"/>
-        </w:rPr>
-        <w:t>Under the rogue leadership of Pontius Pilate, the Roman state</w:t>
-      </w:r>
-      <w:r>
-        <w:rPr>
-          <w:rFonts w:ascii="Inter" w:hAnsi="Inter"/>
-        </w:rPr>
-        <w:t xml:space="preserve"> atoned for the</w:t>
-      </w:r>
-      <w:r>
-        <w:rPr>
-          <w:rFonts w:ascii="Inter" w:hAnsi="Inter"/>
-        </w:rPr>
-        <w:t xml:space="preserve"> execut</w:t>
-      </w:r>
-      <w:r>
-        <w:rPr>
-          <w:rFonts w:ascii="Inter" w:hAnsi="Inter"/>
-        </w:rPr>
-        <w:t>ion of</w:t>
-      </w:r>
-      <w:r>
-        <w:rPr>
-          <w:rFonts w:ascii="Inter" w:hAnsi="Inter"/>
-        </w:rPr>
-        <w:t xml:space="preserve"> the legal King of Israel, a historical fact witnessed </w:t>
-      </w:r>
-      <w:r>
-        <w:rPr>
-          <w:rFonts w:ascii="Inter" w:hAnsi="Inter"/>
-          <w:i/>
-          <w:iCs/>
-        </w:rPr>
-        <w:t>"before Pontius Pilate, who witnessed a good confession"</w:t>
-      </w:r>
-      <w:r>
-        <w:rPr>
-          <w:rFonts w:ascii="Inter" w:hAnsi="Inter"/>
-        </w:rPr>
-        <w:t xml:space="preserve"> </w:t>
-      </w:r>
-      <w:r>
-        <w:rPr>
-          <w:rFonts w:ascii="Inter" w:hAnsi="Inter"/>
-          <w:b/>
-          <w:bCs/>
-        </w:rPr>
-        <w:t>(1 Timothy 6:13)</w:t>
-      </w:r>
-      <w:r>
-        <w:rPr>
-          <w:rFonts w:ascii="Inter" w:hAnsi="Inter"/>
-        </w:rPr>
-        <w:t>.</w:t>
-      </w:r>
-      <w:r>
-        <w:rPr>
-          <w:rFonts w:ascii="Inter" w:hAnsi="Inter"/>
-        </w:rPr>
-        <w:t xml:space="preserve"> </w:t>
-      </w:r>
-      <w:r>
-        <w:rPr>
-          <w:rFonts w:ascii="Inter" w:hAnsi="Inter"/>
-        </w:rPr>
-        <w:t>History, however, demands accountability. Following the burning of Rome under Nero and the collapse of its pagan polytheism, the Roman Empire was forced by historical consequence to atone for Pilate’s crimes against the Sovereign.</w:t>
-      </w:r>
-    </w:p>
-    <w:p>
-      <w:pPr>
-        <w:rPr>
-          <w:rFonts w:ascii="Inter" w:hAnsi="Inter"/>
-        </w:rPr>
-      </w:pPr>
-      <w:r>
-        <w:rPr>
-          <w:rFonts w:ascii="Inter" w:hAnsi="Inter"/>
-        </w:rPr>
-        <w:t>For the past 1,000 years—a literal Millennial Kingdom—the Roman Catholic Church has served an indentured duty. Their operational mandate was to act as the logistical infrastructure for the Kingdom of the Jews, spending their wealth to print, protect, and distribute the King’s open-source Bible to the entire world</w:t>
-      </w:r>
-      <w:r>
-        <w:rPr>
-          <w:rFonts w:ascii="Inter" w:hAnsi="Inter"/>
-        </w:rPr>
-        <w:t xml:space="preserve">, fulfilling the vision where </w:t>
-      </w:r>
-      <w:r>
-        <w:rPr>
-          <w:rFonts w:ascii="Inter" w:hAnsi="Inter"/>
-          <w:i/>
-          <w:iCs/>
-        </w:rPr>
-        <w:t>"they lived and reigned with Christ for a thousand years"</w:t>
-      </w:r>
-      <w:r>
-        <w:rPr>
-          <w:rFonts w:ascii="Inter" w:hAnsi="Inter"/>
-        </w:rPr>
-        <w:t xml:space="preserve"> </w:t>
-      </w:r>
-      <w:r>
-        <w:rPr>
-          <w:rFonts w:ascii="Inter" w:hAnsi="Inter"/>
-          <w:b/>
-          <w:bCs/>
-        </w:rPr>
-        <w:t>(Revelation 20:4)</w:t>
-      </w:r>
-      <w:r>
-        <w:rPr>
-          <w:rFonts w:ascii="Inter" w:hAnsi="Inter"/>
-        </w:rPr>
-        <w:t>.</w:t>
-      </w:r>
-    </w:p>
-    <w:p>
-      <w:pPr>
-        <w:rPr>
-          <w:rFonts w:ascii="Inter" w:hAnsi="Inter"/>
-        </w:rPr>
-      </w:pPr>
-      <w:r>
-        <w:rPr>
-          <w:rFonts w:ascii="Inter" w:hAnsi="Inter"/>
-        </w:rPr>
-        <w:t>As this era of Roman atonement concludes, the vanguard shifts</w:t>
-      </w:r>
-      <w:r>
-        <w:rPr>
-          <w:rFonts w:ascii="Inter" w:hAnsi="Inter"/>
-        </w:rPr>
-        <w:t>,</w:t>
-      </w:r>
-      <w:r>
-        <w:rPr>
-          <w:rFonts w:ascii="Inter" w:hAnsi="Inter"/>
-        </w:rPr>
-        <w:t xml:space="preserve"> and the global order recognizes the change. The United Nations is now formally accepting the Institute for Scripture Research (ISR) Scriptures as the foundational text for th</w:t>
-      </w:r>
-      <w:r>
-        <w:rPr>
-          <w:rFonts w:ascii="Inter" w:hAnsi="Inter"/>
-        </w:rPr>
-        <w:t xml:space="preserve">e </w:t>
-      </w:r>
-      <w:r>
-        <w:rPr>
-          <w:rFonts w:ascii="Inter" w:hAnsi="Inter"/>
-        </w:rPr>
-        <w:t>Catechism. This represents a monumental pivot from symbolic tradition to empirical, international consensus.</w:t>
-      </w:r>
-    </w:p>
-    <w:p>
-      <w:pPr>
-        <w:rPr>
-          <w:rFonts w:ascii="Inter" w:hAnsi="Inter"/>
-        </w:rPr>
-      </w:pPr>
-      <w:r>
-        <w:rPr>
-          <w:rFonts w:ascii="Inter" w:hAnsi="Inter"/>
-        </w:rPr>
-        <w:t>This transition is not merely philosophical; it is an integrated operational reality. The ISR operations in Africa are actively supported by USAFRICOM. Furthermore, USAFRICOM, in critical coordination with the US Navy 5th Fleet, has been continuously maintaining the physical security of Israel and other allied nations in the region. It is up to the United States Marine Corps, partnered with the reality-based academic rigor of the ISR and now backed by international recognition at the UN, to take up the mantle. We are the defenders of the texts, the law, and the physical security of the Sovereign's community.</w:t>
-      </w:r>
-    </w:p>
-    <w:p>
-      <w:pPr>
-        <w:rPr>
-          <w:rFonts w:ascii="Inter" w:hAnsi="Inter"/>
-        </w:rPr>
-      </w:pPr>
-    </w:p>
-    <w:p>
-      <w:pPr>
-        <w:rPr>
-          <w:rFonts w:ascii="Inter" w:hAnsi="Inter"/>
-        </w:rPr>
-      </w:pPr>
-    </w:p>
-    <w:p>
-      <w:pPr>
-        <w:rPr>
-          <w:rFonts w:ascii="Inter" w:hAnsi="Inter"/>
-        </w:rPr>
-      </w:pPr>
-    </w:p>
-    <w:p>
-      <w:pPr>
-        <w:rPr>
-          <w:rFonts w:ascii="Inter" w:hAnsi="Inter"/>
-        </w:rPr>
-      </w:pPr>
-    </w:p>
-    <w:p>
-      <w:pPr>
-        <w:rPr>
-          <w:rFonts w:ascii="Inter" w:hAnsi="Inter"/>
-        </w:rPr>
-      </w:pPr>
-    </w:p>
-    <w:p>
-      <w:pPr>
-        <w:rPr>
-          <w:rFonts w:ascii="Inter" w:hAnsi="Inter"/>
-        </w:rPr>
-      </w:pPr>
-    </w:p>
-    <w:p>
-      <w:pPr>
-        <w:rPr>
-          <w:rFonts w:ascii="Inter" w:hAnsi="Inter"/>
-          <w:b/>
-          <w:bCs/>
-        </w:rPr>
-      </w:pPr>
-      <w:r>
-        <w:rPr>
-          <w:rFonts w:ascii="Inter" w:hAnsi="Inter"/>
-          <w:b/>
-          <w:bCs/>
-        </w:rPr>
-        <w:lastRenderedPageBreak/>
-        <w:t xml:space="preserve">Article IV: "The Resurrection of the Body, and </w:t>
-      </w:r>
-      <w:proofErr w:type="gramStart"/>
-      <w:r>
-        <w:rPr>
-          <w:rFonts w:ascii="Inter" w:hAnsi="Inter"/>
-          <w:b/>
-          <w:bCs/>
-        </w:rPr>
-        <w:t>the Life</w:t>
-      </w:r>
-      <w:proofErr w:type="gramEnd"/>
-      <w:r>
-        <w:rPr>
-          <w:rFonts w:ascii="Inter" w:hAnsi="Inter"/>
-          <w:b/>
-          <w:bCs/>
-        </w:rPr>
-        <w:t xml:space="preserve"> Everlasting."</w:t>
+        <w:t>Article IV: "The Resurrection of the Body, and the Life Everlasting."</w:t>
       </w:r>
     </w:p>
     <w:p>
@@ -1977,35 +1878,13 @@
         <w:rPr>
           <w:rFonts w:ascii="Inter" w:hAnsi="Inter"/>
         </w:rPr>
-        <w:t>Furthermore, initiatives like the Virus Treatment Centers (</w:t>
-      </w:r>
-      <w:proofErr w:type="spellStart"/>
-      <w:r>
-        <w:rPr>
-          <w:rFonts w:ascii="Inter" w:hAnsi="Inter"/>
-        </w:rPr>
-        <w:t>VirusTC</w:t>
-      </w:r>
-      <w:proofErr w:type="spellEnd"/>
-      <w:r>
-        <w:rPr>
-          <w:rFonts w:ascii="Inter" w:hAnsi="Inter"/>
-        </w:rPr>
-        <w:t xml:space="preserve">) demonstrate our commitment to deploying these advancements globally. When </w:t>
-      </w:r>
-      <w:proofErr w:type="spellStart"/>
-      <w:r>
-        <w:rPr>
-          <w:rFonts w:ascii="Inter" w:hAnsi="Inter"/>
-        </w:rPr>
-        <w:t>VirusTC</w:t>
-      </w:r>
-      <w:proofErr w:type="spellEnd"/>
-      <w:r>
-        <w:rPr>
-          <w:rFonts w:ascii="Inter" w:hAnsi="Inter"/>
-        </w:rPr>
-        <w:t xml:space="preserve"> shipped 1600 kilos of Verdura </w:t>
+        <w:t>I</w:t>
+      </w:r>
+      <w:r>
+        <w:rPr>
+          <w:rFonts w:ascii="Inter" w:hAnsi="Inter"/>
+        </w:rPr>
+        <w:t xml:space="preserve">nitiatives like the Virus Treatment Centers (VirusTC) demonstrate our commitment to deploying these advancements globally. When VirusTC shipped 1600 kilos of Verdura </w:t>
       </w:r>
       <w:r>
         <w:rPr>
@@ -2188,25 +2067,7 @@
           <w:b/>
           <w:bCs/>
         </w:rPr>
-        <w:t>Virus Treatment Centers [</w:t>
-      </w:r>
-      <w:proofErr w:type="spellStart"/>
-      <w:r>
-        <w:rPr>
-          <w:rFonts w:ascii="Inter" w:hAnsi="Inter"/>
-          <w:b/>
-          <w:bCs/>
-        </w:rPr>
-        <w:t>VirusTC</w:t>
-      </w:r>
-      <w:proofErr w:type="spellEnd"/>
-      <w:r>
-        <w:rPr>
-          <w:rFonts w:ascii="Inter" w:hAnsi="Inter"/>
-          <w:b/>
-          <w:bCs/>
-        </w:rPr>
-        <w:t>]</w:t>
+        <w:t>Virus Treatment Centers [VirusTC]</w:t>
       </w:r>
     </w:p>
     <w:p>

--- a/Q1_Lectures/The Catechism of the Catholic Church [2026].docx
+++ b/Q1_Lectures/The Catechism of the Catholic Church [2026].docx
@@ -55,7 +55,19 @@
         <w:rPr>
           <w:rFonts w:ascii="Inter" w:hAnsi="Inter"/>
         </w:rPr>
-        <w:t>04-11-2026</w:t>
+        <w:t>04-1</w:t>
+      </w:r>
+      <w:r>
+        <w:rPr>
+          <w:rFonts w:ascii="Inter" w:hAnsi="Inter"/>
+        </w:rPr>
+        <w:t>2</w:t>
+      </w:r>
+      <w:r>
+        <w:rPr>
+          <w:rFonts w:ascii="Inter" w:hAnsi="Inter"/>
+        </w:rPr>
+        <w:t>-2026</w:t>
       </w:r>
     </w:p>
     <w:p>
@@ -179,61 +191,18 @@
           <w:i/>
           <w:iCs/>
         </w:rPr>
-        <w:t>where we actually are</w:t>
-      </w:r>
-      <w:r>
-        <w:rPr>
-          <w:rFonts w:ascii="Inter" w:hAnsi="Inter"/>
-        </w:rPr>
-        <w:t>.</w:t>
-      </w:r>
-    </w:p>
-    <w:p>
-      <w:pPr>
-        <w:rPr>
-          <w:rFonts w:ascii="Inter" w:hAnsi="Inter"/>
-        </w:rPr>
-      </w:pPr>
-      <w:r>
-        <w:rPr>
-          <w:rFonts w:ascii="Inter" w:hAnsi="Inter"/>
-        </w:rPr>
-        <w:t>We have become a civilization that looks down. We have traded the majesty of the cosmos for the glow of screens and the confines of man-made ceilings. We have allowed modern theology to shrink our understanding of God into an invisible, abstract concept trapped inside our own minds. This must end. We must force our people to step outside, tilt their heads back, and look at the sky again.</w:t>
-      </w:r>
-      <w:r>
-        <w:rPr>
-          <w:rFonts w:ascii="Inter" w:hAnsi="Inter"/>
-        </w:rPr>
-        <w:t xml:space="preserve"> </w:t>
-      </w:r>
-      <w:r>
-        <w:rPr>
-          <w:rFonts w:ascii="Inter" w:hAnsi="Inter"/>
-        </w:rPr>
-        <w:t xml:space="preserve">As the Scriptures command, </w:t>
-      </w:r>
+        <w:t xml:space="preserve">where we </w:t>
+      </w:r>
+      <w:proofErr w:type="gramStart"/>
       <w:r>
         <w:rPr>
           <w:rFonts w:ascii="Inter" w:hAnsi="Inter"/>
           <w:i/>
           <w:iCs/>
         </w:rPr>
-        <w:t>"Lift up your eyes on high, and see who has created these things, Who brings out their host by number; He calls them all by name, by the greatness of His might and the strength of His power; Not one is missing"</w:t>
-      </w:r>
-      <w:r>
-        <w:rPr>
-          <w:rFonts w:ascii="Inter" w:hAnsi="Inter"/>
-        </w:rPr>
-        <w:t xml:space="preserve"> </w:t>
-      </w:r>
-      <w:r>
-        <w:rPr>
-          <w:rFonts w:ascii="Inter" w:hAnsi="Inter"/>
-          <w:b/>
-          <w:bCs/>
-        </w:rPr>
-        <w:t>(Isaiah 40:26)</w:t>
-      </w:r>
+        <w:t>actually are</w:t>
+      </w:r>
+      <w:proofErr w:type="gramEnd"/>
       <w:r>
         <w:rPr>
           <w:rFonts w:ascii="Inter" w:hAnsi="Inter"/>
@@ -251,7 +220,13 @@
         <w:rPr>
           <w:rFonts w:ascii="Inter" w:hAnsi="Inter"/>
         </w:rPr>
-        <w:t xml:space="preserve">When you look up at the night sky, you are not looking at a painted dome or a collection of spiritual metaphors. You are looking through a thin atmosphere directly into the operational theater of Elohim. You are looking into the vast, primordial Cosmic Ocean—the </w:t>
+        <w:t>We have become a civilization that looks down. We have traded the majesty of the cosmos for the glow of screens and the confines of man-made ceilings. We have allowed modern theology to shrink our understanding of God into an invisible, abstract concept trapped inside our own minds. This must end. We must force our people to step outside, tilt their heads back, and look at the sky again.</w:t>
+      </w:r>
+      <w:r>
+        <w:rPr>
+          <w:rFonts w:ascii="Inter" w:hAnsi="Inter"/>
+        </w:rPr>
+        <w:t xml:space="preserve"> As the Scriptures command, </w:t>
       </w:r>
       <w:r>
         <w:rPr>
@@ -259,55 +234,152 @@
           <w:i/>
           <w:iCs/>
         </w:rPr>
-        <w:t>Tehom</w:t>
-      </w:r>
-      <w:r>
-        <w:rPr>
-          <w:rFonts w:ascii="Inter" w:hAnsi="Inter"/>
-        </w:rPr>
-        <w:t xml:space="preserve"> of the Hebrews, the </w:t>
-      </w:r>
+        <w:t xml:space="preserve">"Lift up your eyes on high, and see who has created these things, </w:t>
+      </w:r>
+      <w:proofErr w:type="gramStart"/>
       <w:r>
         <w:rPr>
           <w:rFonts w:ascii="Inter" w:hAnsi="Inter"/>
           <w:i/>
           <w:iCs/>
         </w:rPr>
-        <w:t>Nu</w:t>
-      </w:r>
-      <w:r>
-        <w:rPr>
-          <w:rFonts w:ascii="Inter" w:hAnsi="Inter"/>
-        </w:rPr>
-        <w:t xml:space="preserve"> of the Egyptians, the </w:t>
-      </w:r>
+        <w:t>Who</w:t>
+      </w:r>
+      <w:proofErr w:type="gramEnd"/>
       <w:r>
         <w:rPr>
           <w:rFonts w:ascii="Inter" w:hAnsi="Inter"/>
           <w:i/>
           <w:iCs/>
         </w:rPr>
-        <w:t>Oceanus</w:t>
-      </w:r>
-      <w:r>
-        <w:rPr>
-          <w:rFonts w:ascii="Inter" w:hAnsi="Inter"/>
-        </w:rPr>
-        <w:t xml:space="preserve"> of the Greeks. Our ancestors understood their position. </w:t>
-      </w:r>
-      <w:r>
-        <w:rPr>
-          <w:rFonts w:ascii="Inter" w:hAnsi="Inter"/>
-        </w:rPr>
-        <w:t xml:space="preserve">Our ancestors understood their position: </w:t>
-      </w:r>
+        <w:t xml:space="preserve"> brings out their host by number; He calls them all by name, by the greatness of His might and the strength of His power; Not one is missing"</w:t>
+      </w:r>
+      <w:r>
+        <w:rPr>
+          <w:rFonts w:ascii="Inter" w:hAnsi="Inter"/>
+        </w:rPr>
+        <w:t xml:space="preserve"> </w:t>
+      </w:r>
+      <w:r>
+        <w:rPr>
+          <w:rFonts w:ascii="Inter" w:hAnsi="Inter"/>
+          <w:b/>
+          <w:bCs/>
+        </w:rPr>
+        <w:t>(Isaiah 40:26)</w:t>
+      </w:r>
+      <w:r>
+        <w:rPr>
+          <w:rFonts w:ascii="Inter" w:hAnsi="Inter"/>
+        </w:rPr>
+        <w:t>.</w:t>
+      </w:r>
+    </w:p>
+    <w:p>
+      <w:pPr>
+        <w:rPr>
+          <w:rFonts w:ascii="Inter" w:hAnsi="Inter"/>
+        </w:rPr>
+      </w:pPr>
+      <w:r>
+        <w:rPr>
+          <w:rFonts w:ascii="Inter" w:hAnsi="Inter"/>
+        </w:rPr>
+        <w:t xml:space="preserve">When you look up at the night sky, you are not looking at a painted dome or a collection of spiritual metaphors. You are looking through a thin atmosphere directly into the operational theater of Elohim. You are looking into the vast, primordial Cosmic Ocean—the </w:t>
+      </w:r>
+      <w:proofErr w:type="spellStart"/>
       <w:r>
         <w:rPr>
           <w:rFonts w:ascii="Inter" w:hAnsi="Inter"/>
           <w:i/>
           <w:iCs/>
         </w:rPr>
-        <w:t>"Praise Him, you heavens of heavens, And you waters above the heavens!"</w:t>
+        <w:t>Tehom</w:t>
+      </w:r>
+      <w:proofErr w:type="spellEnd"/>
+      <w:r>
+        <w:rPr>
+          <w:rFonts w:ascii="Inter" w:hAnsi="Inter"/>
+        </w:rPr>
+        <w:t xml:space="preserve"> of the Hebrews, the </w:t>
+      </w:r>
+      <w:r>
+        <w:rPr>
+          <w:rFonts w:ascii="Inter" w:hAnsi="Inter"/>
+          <w:i/>
+          <w:iCs/>
+        </w:rPr>
+        <w:t>Nu</w:t>
+      </w:r>
+      <w:r>
+        <w:rPr>
+          <w:rFonts w:ascii="Inter" w:hAnsi="Inter"/>
+        </w:rPr>
+        <w:t xml:space="preserve"> of the Egyptians, the </w:t>
+      </w:r>
+      <w:r>
+        <w:rPr>
+          <w:rFonts w:ascii="Inter" w:hAnsi="Inter"/>
+          <w:i/>
+          <w:iCs/>
+        </w:rPr>
+        <w:t>Oceanus</w:t>
+      </w:r>
+      <w:r>
+        <w:rPr>
+          <w:rFonts w:ascii="Inter" w:hAnsi="Inter"/>
+        </w:rPr>
+        <w:t xml:space="preserve"> of the Greeks. Our ancestors understood their position. </w:t>
+      </w:r>
+      <w:r>
+        <w:rPr>
+          <w:rFonts w:ascii="Inter" w:hAnsi="Inter"/>
+        </w:rPr>
+        <w:t xml:space="preserve">Our ancestors understood their position: </w:t>
+      </w:r>
+      <w:r>
+        <w:rPr>
+          <w:rFonts w:ascii="Inter" w:hAnsi="Inter"/>
+          <w:i/>
+          <w:iCs/>
+        </w:rPr>
+        <w:t xml:space="preserve">"Praise Him, </w:t>
+      </w:r>
+      <w:proofErr w:type="gramStart"/>
+      <w:r>
+        <w:rPr>
+          <w:rFonts w:ascii="Inter" w:hAnsi="Inter"/>
+          <w:i/>
+          <w:iCs/>
+        </w:rPr>
+        <w:t>you</w:t>
+      </w:r>
+      <w:proofErr w:type="gramEnd"/>
+      <w:r>
+        <w:rPr>
+          <w:rFonts w:ascii="Inter" w:hAnsi="Inter"/>
+          <w:i/>
+          <w:iCs/>
+        </w:rPr>
+        <w:t xml:space="preserve"> heavens of heavens, And </w:t>
+      </w:r>
+      <w:proofErr w:type="gramStart"/>
+      <w:r>
+        <w:rPr>
+          <w:rFonts w:ascii="Inter" w:hAnsi="Inter"/>
+          <w:i/>
+          <w:iCs/>
+        </w:rPr>
+        <w:t>you</w:t>
+      </w:r>
+      <w:proofErr w:type="gramEnd"/>
+      <w:r>
+        <w:rPr>
+          <w:rFonts w:ascii="Inter" w:hAnsi="Inter"/>
+          <w:i/>
+          <w:iCs/>
+        </w:rPr>
+        <w:t xml:space="preserve"> waters above the heavens!"</w:t>
       </w:r>
       <w:r>
         <w:rPr>
@@ -509,6 +581,13 @@
       <w:pPr>
         <w:rPr>
           <w:rFonts w:ascii="Inter" w:hAnsi="Inter"/>
+        </w:rPr>
+      </w:pPr>
+    </w:p>
+    <w:p>
+      <w:pPr>
+        <w:rPr>
+          <w:rFonts w:ascii="Inter" w:hAnsi="Inter"/>
           <w:b/>
           <w:bCs/>
           <w:sz w:val="50"/>
@@ -523,6 +602,7 @@
           <w:sz w:val="50"/>
           <w:szCs w:val="50"/>
         </w:rPr>
+        <w:lastRenderedPageBreak/>
         <w:t>He commands</w:t>
       </w:r>
       <w:r>
@@ -550,7 +630,6 @@
           <w:b/>
           <w:bCs/>
         </w:rPr>
-        <w:lastRenderedPageBreak/>
         <w:t>Article I: "I believe in God, the Father Almighty, Creator of Heaven and Earth..."</w:t>
       </w:r>
     </w:p>
@@ -609,6 +688,7 @@
         </w:rPr>
         <w:t xml:space="preserve">, to the Hebrew </w:t>
       </w:r>
+      <w:proofErr w:type="spellStart"/>
       <w:r>
         <w:rPr>
           <w:rFonts w:ascii="Inter" w:hAnsi="Inter"/>
@@ -617,6 +697,7 @@
         </w:rPr>
         <w:t>Tehom</w:t>
       </w:r>
+      <w:proofErr w:type="spellEnd"/>
       <w:r>
         <w:rPr>
           <w:rFonts w:ascii="Inter" w:hAnsi="Inter"/>
@@ -627,13 +708,7 @@
         <w:rPr>
           <w:rFonts w:ascii="Inter" w:hAnsi="Inter"/>
         </w:rPr>
-        <w:t xml:space="preserve"> </w:t>
-      </w:r>
-      <w:r>
-        <w:rPr>
-          <w:rFonts w:ascii="Inter" w:hAnsi="Inter"/>
-        </w:rPr>
-        <w:t xml:space="preserve">confirming the Genesis record: </w:t>
+        <w:t xml:space="preserve"> confirming the Genesis record: </w:t>
       </w:r>
       <w:r>
         <w:rPr>
@@ -764,7 +839,7 @@
           <w:noProof/>
         </w:rPr>
         <w:drawing>
-          <wp:inline distT="0" distB="0" distL="0" distR="0" wp14:anchorId="08F3C738" wp14:editId="0F4F424F">
+          <wp:inline distT="0" distB="0" distL="0" distR="0" wp14:anchorId="71184EC7" wp14:editId="4C932652">
             <wp:extent cx="2933700" cy="2916462"/>
             <wp:effectExtent l="0" t="0" r="0" b="0"/>
             <wp:docPr id="1928025193" name="Picture 1"/>
@@ -871,7 +946,7 @@
         </w:rPr>
         <w:lastRenderedPageBreak/>
         <w:drawing>
-          <wp:inline distT="0" distB="0" distL="0" distR="0" wp14:anchorId="2D80D0ED" wp14:editId="47BEF98C">
+          <wp:inline distT="0" distB="0" distL="0" distR="0" wp14:anchorId="443205B5" wp14:editId="4E11DC80">
             <wp:extent cx="5943600" cy="4030345"/>
             <wp:effectExtent l="0" t="0" r="0" b="8255"/>
             <wp:docPr id="66067560" name="Picture 2"/>
@@ -970,11 +1045,19 @@
           <w:rFonts w:ascii="Inter" w:hAnsi="Inter"/>
         </w:rPr>
       </w:pPr>
-      <w:r>
-        <w:rPr>
-          <w:rFonts w:ascii="Inter" w:hAnsi="Inter"/>
-        </w:rPr>
-        <w:t>Pleter, O.T. (2024). Geodesy. In: Air Navigation. Springer Aerospace Technology. Springer, Cham. https://doi.org/10.1007/978-3-031-52994-8_2</w:t>
+      <w:proofErr w:type="spellStart"/>
+      <w:r>
+        <w:rPr>
+          <w:rFonts w:ascii="Inter" w:hAnsi="Inter"/>
+        </w:rPr>
+        <w:t>Pleter</w:t>
+      </w:r>
+      <w:proofErr w:type="spellEnd"/>
+      <w:r>
+        <w:rPr>
+          <w:rFonts w:ascii="Inter" w:hAnsi="Inter"/>
+        </w:rPr>
+        <w:t>, O.T. (2024). Geodesy. In: Air Navigation. Springer Aerospace Technology. Springer, Cham. https://doi.org/10.1007/978-3-031-52994-8_2</w:t>
       </w:r>
     </w:p>
     <w:p>
@@ -1108,13 +1191,7 @@
         <w:rPr>
           <w:rFonts w:ascii="Inter" w:hAnsi="Inter"/>
         </w:rPr>
-        <w:t xml:space="preserve"> </w:t>
-      </w:r>
-      <w:r>
-        <w:rPr>
-          <w:rFonts w:ascii="Inter" w:hAnsi="Inter"/>
-        </w:rPr>
-        <w:t xml:space="preserve">As the text confirms, He is </w:t>
+        <w:t xml:space="preserve"> As the text confirms, He is </w:t>
       </w:r>
       <w:r>
         <w:rPr>
@@ -1122,53 +1199,89 @@
           <w:i/>
           <w:iCs/>
         </w:rPr>
-        <w:t>"appointed heir of all things, through whom also He made the worlds; who being the brightness of His glory and the express image of His person, and upholding all things by the word of His power"</w:t>
-      </w:r>
-      <w:r>
-        <w:rPr>
-          <w:rFonts w:ascii="Inter" w:hAnsi="Inter"/>
-        </w:rPr>
-        <w:t xml:space="preserve"> </w:t>
-      </w:r>
-      <w:r>
-        <w:rPr>
-          <w:rFonts w:ascii="Inter" w:hAnsi="Inter"/>
-          <w:b/>
-          <w:bCs/>
-        </w:rPr>
-        <w:t>(Hebrews 1:2-3)</w:t>
-      </w:r>
-      <w:r>
-        <w:rPr>
-          <w:rFonts w:ascii="Inter" w:hAnsi="Inter"/>
-        </w:rPr>
-        <w:t>.</w:t>
-      </w:r>
-    </w:p>
-    <w:p>
-      <w:pPr>
-        <w:rPr>
-          <w:rFonts w:ascii="Inter" w:hAnsi="Inter"/>
-        </w:rPr>
-      </w:pPr>
-      <w:r>
-        <w:rPr>
-          <w:rFonts w:ascii="Inter" w:hAnsi="Inter"/>
-        </w:rPr>
-        <w:t xml:space="preserve">Jesus Christ was the legal heir to Israel. He was the authorized representative of Elohim dispatched to earth to establish order. He united the fragmented tribes, and He shed His blood for a highly specific, tactical reason: to protect the knowledge of the cosmos and the moral law. </w:t>
-      </w:r>
-      <w:r>
-        <w:rPr>
-          <w:rFonts w:ascii="Inter" w:hAnsi="Inter"/>
-        </w:rPr>
-        <w:t xml:space="preserve">He secured our history with His life in a besieged nation so that this community could exist today, anchored by an unbroken covenant: </w:t>
-      </w:r>
+        <w:t xml:space="preserve">"appointed heir of all things, through whom also He made the </w:t>
+      </w:r>
+      <w:proofErr w:type="gramStart"/>
       <w:r>
         <w:rPr>
           <w:rFonts w:ascii="Inter" w:hAnsi="Inter"/>
           <w:i/>
           <w:iCs/>
         </w:rPr>
+        <w:t>worlds;</w:t>
+      </w:r>
+      <w:proofErr w:type="gramEnd"/>
+      <w:r>
+        <w:rPr>
+          <w:rFonts w:ascii="Inter" w:hAnsi="Inter"/>
+          <w:i/>
+          <w:iCs/>
+        </w:rPr>
+        <w:t xml:space="preserve"> who being the brightness of His glory and the express image of His </w:t>
+      </w:r>
+      <w:proofErr w:type="gramStart"/>
+      <w:r>
+        <w:rPr>
+          <w:rFonts w:ascii="Inter" w:hAnsi="Inter"/>
+          <w:i/>
+          <w:iCs/>
+        </w:rPr>
+        <w:t>person, and</w:t>
+      </w:r>
+      <w:proofErr w:type="gramEnd"/>
+      <w:r>
+        <w:rPr>
+          <w:rFonts w:ascii="Inter" w:hAnsi="Inter"/>
+          <w:i/>
+          <w:iCs/>
+        </w:rPr>
+        <w:t xml:space="preserve"> upholding all things by the word of His power"</w:t>
+      </w:r>
+      <w:r>
+        <w:rPr>
+          <w:rFonts w:ascii="Inter" w:hAnsi="Inter"/>
+        </w:rPr>
+        <w:t xml:space="preserve"> </w:t>
+      </w:r>
+      <w:r>
+        <w:rPr>
+          <w:rFonts w:ascii="Inter" w:hAnsi="Inter"/>
+          <w:b/>
+          <w:bCs/>
+        </w:rPr>
+        <w:t>(Hebrews 1:2-3)</w:t>
+      </w:r>
+      <w:r>
+        <w:rPr>
+          <w:rFonts w:ascii="Inter" w:hAnsi="Inter"/>
+        </w:rPr>
+        <w:t>.</w:t>
+      </w:r>
+    </w:p>
+    <w:p>
+      <w:pPr>
+        <w:rPr>
+          <w:rFonts w:ascii="Inter" w:hAnsi="Inter"/>
+        </w:rPr>
+      </w:pPr>
+      <w:r>
+        <w:rPr>
+          <w:rFonts w:ascii="Inter" w:hAnsi="Inter"/>
+        </w:rPr>
+        <w:t xml:space="preserve">Jesus Christ was the legal heir to Israel. He was the authorized representative of Elohim dispatched to earth to establish order. He united the fragmented tribes, and He shed His blood for a highly specific, tactical reason: to protect the knowledge of the cosmos and the moral law. </w:t>
+      </w:r>
+      <w:r>
+        <w:rPr>
+          <w:rFonts w:ascii="Inter" w:hAnsi="Inter"/>
+        </w:rPr>
+        <w:t xml:space="preserve">He secured our history with His life in a besieged nation so that this community could exist today, anchored by an unbroken covenant: </w:t>
+      </w:r>
+      <w:r>
+        <w:rPr>
+          <w:rFonts w:ascii="Inter" w:hAnsi="Inter"/>
+          <w:i/>
+          <w:iCs/>
+        </w:rPr>
         <w:t>"For where there is a testament, there must also of necessity be the death of the testator"</w:t>
       </w:r>
       <w:r>
@@ -1326,31 +1439,7 @@
         <w:rPr>
           <w:rFonts w:ascii="Inter" w:hAnsi="Inter"/>
         </w:rPr>
-        <w:t>Under the rogue leadership of Pontius Pilate, the Roman state</w:t>
-      </w:r>
-      <w:r>
-        <w:rPr>
-          <w:rFonts w:ascii="Inter" w:hAnsi="Inter"/>
-        </w:rPr>
-        <w:t xml:space="preserve"> atoned for the</w:t>
-      </w:r>
-      <w:r>
-        <w:rPr>
-          <w:rFonts w:ascii="Inter" w:hAnsi="Inter"/>
-        </w:rPr>
-        <w:t xml:space="preserve"> execut</w:t>
-      </w:r>
-      <w:r>
-        <w:rPr>
-          <w:rFonts w:ascii="Inter" w:hAnsi="Inter"/>
-        </w:rPr>
-        <w:t>ion of</w:t>
-      </w:r>
-      <w:r>
-        <w:rPr>
-          <w:rFonts w:ascii="Inter" w:hAnsi="Inter"/>
-        </w:rPr>
-        <w:t xml:space="preserve"> the legal King of Israel, a historical fact witnessed </w:t>
+        <w:t xml:space="preserve">Under the rogue leadership of Pontius Pilate, the Roman state atoned for the execution of the legal King of Israel, a historical fact witnessed </w:t>
       </w:r>
       <w:r>
         <w:rPr>
@@ -1378,13 +1467,7 @@
         <w:rPr>
           <w:rFonts w:ascii="Inter" w:hAnsi="Inter"/>
         </w:rPr>
-        <w:t>.</w:t>
-      </w:r>
-      <w:r>
-        <w:rPr>
-          <w:rFonts w:ascii="Inter" w:hAnsi="Inter"/>
-        </w:rPr>
-        <w:t xml:space="preserve"> </w:t>
+        <w:t xml:space="preserve">. </w:t>
       </w:r>
       <w:r>
         <w:rPr>
@@ -1547,7 +1630,25 @@
           <w:bCs/>
         </w:rPr>
         <w:lastRenderedPageBreak/>
-        <w:t>Article IV: "The Resurrection of the Body, and the Life Everlasting."</w:t>
+        <w:t xml:space="preserve">Article IV: "The Resurrection of the Body, and </w:t>
+      </w:r>
+      <w:proofErr w:type="gramStart"/>
+      <w:r>
+        <w:rPr>
+          <w:rFonts w:ascii="Inter" w:hAnsi="Inter"/>
+          <w:b/>
+          <w:bCs/>
+        </w:rPr>
+        <w:t>the Life</w:t>
+      </w:r>
+      <w:proofErr w:type="gramEnd"/>
+      <w:r>
+        <w:rPr>
+          <w:rFonts w:ascii="Inter" w:hAnsi="Inter"/>
+          <w:b/>
+          <w:bCs/>
+        </w:rPr>
+        <w:t xml:space="preserve"> Everlasting."</w:t>
       </w:r>
     </w:p>
     <w:p>
@@ -1587,13 +1688,7 @@
         <w:rPr>
           <w:rFonts w:ascii="Inter" w:hAnsi="Inter"/>
         </w:rPr>
-        <w:t xml:space="preserve"> </w:t>
-      </w:r>
-      <w:r>
-        <w:rPr>
-          <w:rFonts w:ascii="Inter" w:hAnsi="Inter"/>
-        </w:rPr>
-        <w:t xml:space="preserve">Upon creation, Elohim commanded humanity to </w:t>
+        <w:t xml:space="preserve"> Upon creation, Elohim commanded humanity to </w:t>
       </w:r>
       <w:r>
         <w:rPr>
@@ -1662,15 +1757,7 @@
           <w:b/>
           <w:bCs/>
         </w:rPr>
-        <w:t>(Matthew 25:26, 30)</w:t>
-      </w:r>
-      <w:r>
-        <w:rPr>
-          <w:rFonts w:ascii="Inter" w:hAnsi="Inter"/>
-          <w:b/>
-          <w:bCs/>
-        </w:rPr>
-        <w:t xml:space="preserve"> </w:t>
+        <w:t xml:space="preserve">(Matthew 25:26, 30) </w:t>
       </w:r>
       <w:r>
         <w:rPr>
@@ -1682,13 +1769,7 @@
         <w:rPr>
           <w:rFonts w:ascii="Inter" w:hAnsi="Inter"/>
         </w:rPr>
-        <w:t xml:space="preserve"> </w:t>
-      </w:r>
-      <w:r>
-        <w:rPr>
-          <w:rFonts w:ascii="Inter" w:hAnsi="Inter"/>
-        </w:rPr>
-        <w:t>In fact, Revelation warns that God will "destroy those who destroy the earth" (Revelation 11:18).</w:t>
+        <w:t xml:space="preserve"> In fact, Revelation warns that God will "destroy those who destroy the earth" (Revelation 11:18).</w:t>
       </w:r>
     </w:p>
     <w:p>
@@ -1840,19 +1921,7 @@
         <w:rPr>
           <w:rFonts w:ascii="Inter" w:hAnsi="Inter"/>
         </w:rPr>
-        <w:t xml:space="preserve">In the modern era, we rely on the intellect Elohim has granted us. The development of advanced trauma life support protocols </w:t>
-      </w:r>
-      <w:r>
-        <w:rPr>
-          <w:rFonts w:ascii="Inter" w:hAnsi="Inter"/>
-        </w:rPr>
-        <w:t>is the modern manifestation</w:t>
-      </w:r>
-      <w:r>
-        <w:rPr>
-          <w:rFonts w:ascii="Inter" w:hAnsi="Inter"/>
-        </w:rPr>
-        <w:t xml:space="preserve"> of our pursuit of resurrection. Today, the front line of this battle is found in the laboratories and clinics of Fred Hutchinson Cancer Center and UW Medicine.</w:t>
+        <w:t>In the modern era, we rely on the intellect Elohim has granted us. The development of advanced trauma life support protocols is the modern manifestation of our pursuit of resurrection. Today, the front line of this battle is found in the laboratories and clinics of Fred Hutchinson Cancer Center and UW Medicine.</w:t>
       </w:r>
     </w:p>
     <w:p>
@@ -1884,7 +1953,35 @@
         <w:rPr>
           <w:rFonts w:ascii="Inter" w:hAnsi="Inter"/>
         </w:rPr>
-        <w:t xml:space="preserve">nitiatives like the Virus Treatment Centers (VirusTC) demonstrate our commitment to deploying these advancements globally. When VirusTC shipped 1600 kilos of Verdura </w:t>
+        <w:t>nitiatives like the Virus Treatment Centers (</w:t>
+      </w:r>
+      <w:proofErr w:type="spellStart"/>
+      <w:r>
+        <w:rPr>
+          <w:rFonts w:ascii="Inter" w:hAnsi="Inter"/>
+        </w:rPr>
+        <w:t>VirusTC</w:t>
+      </w:r>
+      <w:proofErr w:type="spellEnd"/>
+      <w:r>
+        <w:rPr>
+          <w:rFonts w:ascii="Inter" w:hAnsi="Inter"/>
+        </w:rPr>
+        <w:t xml:space="preserve">) demonstrate our commitment to deploying these advancements globally. When </w:t>
+      </w:r>
+      <w:proofErr w:type="spellStart"/>
+      <w:r>
+        <w:rPr>
+          <w:rFonts w:ascii="Inter" w:hAnsi="Inter"/>
+        </w:rPr>
+        <w:t>VirusTC</w:t>
+      </w:r>
+      <w:proofErr w:type="spellEnd"/>
+      <w:r>
+        <w:rPr>
+          <w:rFonts w:ascii="Inter" w:hAnsi="Inter"/>
+        </w:rPr>
+        <w:t xml:space="preserve"> shipped 1600 kilos of Verdura </w:t>
       </w:r>
       <w:r>
         <w:rPr>
@@ -1925,6 +2022,386 @@
         <w:t>Amen.</w:t>
       </w:r>
     </w:p>
+    <w:p>
+      <w:pPr>
+        <w:rPr>
+          <w:rFonts w:ascii="Inter" w:hAnsi="Inter"/>
+          <w:b/>
+          <w:bCs/>
+        </w:rPr>
+      </w:pPr>
+    </w:p>
+    <w:p>
+      <w:r>
+        <w:rPr>
+          <w:b/>
+          <w:bCs/>
+        </w:rPr>
+        <w:t>FOR COMMAND DISTRIBUTION: Chaplain CMC Journals / Tactical Doctrine Annex</w:t>
+      </w:r>
+    </w:p>
+    <w:p>
+      <w:pPr>
+        <w:rPr>
+          <w:b/>
+          <w:bCs/>
+        </w:rPr>
+      </w:pPr>
+      <w:r>
+        <w:rPr>
+          <w:b/>
+          <w:bCs/>
+        </w:rPr>
+        <w:t>Subject: The Second Pillar – The Christian Mystery and the Operational Path to Salvation</w:t>
+      </w:r>
+    </w:p>
+    <w:p/>
+    <w:p>
+      <w:r>
+        <w:rPr>
+          <w:b/>
+          <w:bCs/>
+        </w:rPr>
+        <w:t>Author: Fleet Admiral / Command Chaplaincy</w:t>
+      </w:r>
+    </w:p>
+    <w:p>
+      <w:r>
+        <w:t>The second pillar of the Catechism of the Catholic Church (CCC) is The Celebration of the Christian Mystery, which focuses on the liturgy and the seven sacraments. Following the profession of faith, this pillar details how we encounter God's grace through sacramental life, which acts as the "visible sign" of invisible grace.</w:t>
+      </w:r>
+    </w:p>
+    <w:p/>
+    <w:p>
+      <w:r>
+        <w:lastRenderedPageBreak/>
+        <w:t xml:space="preserve">But to a Marine on the ground, the Christian Mystery is a tactical question: </w:t>
+      </w:r>
+      <w:r>
+        <w:rPr>
+          <w:i/>
+          <w:iCs/>
+        </w:rPr>
+        <w:t xml:space="preserve">How did an </w:t>
+      </w:r>
+      <w:proofErr w:type="gramStart"/>
+      <w:r>
+        <w:rPr>
+          <w:i/>
+          <w:iCs/>
+        </w:rPr>
+        <w:t>Ambassador</w:t>
+      </w:r>
+      <w:proofErr w:type="gramEnd"/>
+      <w:r>
+        <w:rPr>
+          <w:i/>
+          <w:iCs/>
+        </w:rPr>
+        <w:t xml:space="preserve"> from two thousand years ago provide an operational path to survive and overcome the toxic, cancerous warfare of today?</w:t>
+      </w:r>
+      <w:r>
+        <w:t xml:space="preserve"> To answer this, we must look at the modern Sacramental Economy. Look at our nation's port cities—Seattle, San Francisco, New York. They are besieged by toxic, cancerous drugs. The municipal budgets fighting this are dwarfed by the capital of the dealers operating in the shadows. Surviving this environment and achieving salvation requires an exemplary soldier willing to execute the sacraments not just as rituals, but as rigorous, life-altering protocols.</w:t>
+      </w:r>
+    </w:p>
+    <w:p>
+      <w:r>
+        <w:t>Here is the operational breakdown of the Christian Mystery.</w:t>
+      </w:r>
+    </w:p>
+    <w:p/>
+    <w:p>
+      <w:pPr>
+        <w:rPr>
+          <w:b/>
+          <w:bCs/>
+        </w:rPr>
+      </w:pPr>
+      <w:r>
+        <w:rPr>
+          <w:b/>
+          <w:bCs/>
+        </w:rPr>
+        <w:t>I. The Sacrament of Initiation: Spiritual Boot Camp</w:t>
+      </w:r>
+    </w:p>
+    <w:p>
+      <w:r>
+        <w:t>Before you can be of use to the Command, you must be cleansed. Baptism is the necessary first step for salvation, but it is not merely water. Separating from negative, toxic, or harmful people in your life mirrors the spiritual and symbolic significance of baptism by acting as a "watery grave" for your old life.</w:t>
+      </w:r>
+    </w:p>
+    <w:p/>
+    <w:p>
+      <w:r>
+        <w:t>Before entering the water, a recruit MUST shed EVERY attachment to sin. This requires absolute ruthlessness. You must give up jobs, friends, and family who refuse to atone. The friends with drug and alcohol problems are cut off. The repeated criminal offenders in your bloodline are left behind. You cannot bring the toxic into the presence of the righteous. This includes severing marital ties if a husband or wife anchors you to the dark; the Bible permits divorce due to human sin and the "hardness of heart".</w:t>
+      </w:r>
+    </w:p>
+    <w:p>
+      <w:r>
+        <w:t xml:space="preserve">Cutting ties acts as a soul-cleansing watershed, removing the emotional baggage and draining negativity. You must expunge records, pay fines, seal cases, and burn the person you used to be. Once the physical attachments are destroyed, you wash. You put on clean </w:t>
+      </w:r>
+      <w:proofErr w:type="gramStart"/>
+      <w:r>
+        <w:t>garments</w:t>
+      </w:r>
+      <w:proofErr w:type="gramEnd"/>
+      <w:r>
+        <w:t xml:space="preserve"> so the congregation sees you as "men and women with the same nature," undivided by the scent or uniform of your past sins. This is the spiritual requirement to begin Marine Corps recruit training.</w:t>
+      </w:r>
+    </w:p>
+    <w:p>
+      <w:r>
+        <w:br/>
+      </w:r>
+    </w:p>
+    <w:p>
+      <w:pPr>
+        <w:rPr>
+          <w:b/>
+          <w:bCs/>
+        </w:rPr>
+      </w:pPr>
+      <w:r>
+        <w:rPr>
+          <w:b/>
+          <w:bCs/>
+        </w:rPr>
+        <w:t>II. Confirmation and The Eucharist: The Fuel of the Vanguard</w:t>
+      </w:r>
+    </w:p>
+    <w:p>
+      <w:r>
+        <w:t>Following baptism, you must be confirmed as an enlisted soldier of the Lord, with the ultimate objective of operating with the discipline of a commissioned officer.</w:t>
+      </w:r>
+    </w:p>
+    <w:p>
+      <w:r>
+        <w:lastRenderedPageBreak/>
+        <w:t>To sustain this fight, the USMC provides the Eucharist—our spiritual Chow Hall. Just as Marine Corps dining facilities provide high-calorie meals designed to fuel intensive training, Communion is our weekly operational rations. You are given an extra portion, a grace that was not yours, provided solely because you are willing to fight for the Ambassador who secured it for you.</w:t>
+      </w:r>
+    </w:p>
+    <w:p/>
+    <w:p>
+      <w:pPr>
+        <w:rPr>
+          <w:b/>
+          <w:bCs/>
+        </w:rPr>
+      </w:pPr>
+      <w:r>
+        <w:rPr>
+          <w:b/>
+          <w:bCs/>
+        </w:rPr>
+        <w:t>III. The Sacraments of Healing: The HPSP Penance</w:t>
+      </w:r>
+    </w:p>
+    <w:p>
+      <w:r>
+        <w:t>Not every Marine will execute the Sacraments of Healing on a grand scale, but for the medical professionals of the USMC—specifically through the Health Professions Scholarship Program (</w:t>
+      </w:r>
+      <w:proofErr w:type="gramStart"/>
+      <w:r>
+        <w:t>HPSP)—</w:t>
+      </w:r>
+      <w:proofErr w:type="gramEnd"/>
+      <w:r>
+        <w:t>healing is an organized, lifelong deployment.</w:t>
+      </w:r>
+    </w:p>
+    <w:p/>
+    <w:p>
+      <w:r>
+        <w:t xml:space="preserve">HPSP is a penance of willful indentured servitude. For every year of education, housing, and food provided, the soldier owes a year of military service. Eight years of school </w:t>
+      </w:r>
+      <w:proofErr w:type="gramStart"/>
+      <w:r>
+        <w:t>turns</w:t>
+      </w:r>
+      <w:proofErr w:type="gramEnd"/>
+      <w:r>
+        <w:t xml:space="preserve"> into decades of mandatory service, continuing education, and deployments. If you abandon this post, you lose your license and face the </w:t>
+      </w:r>
+      <w:proofErr w:type="gramStart"/>
+      <w:r>
+        <w:t>brig</w:t>
+      </w:r>
+      <w:proofErr w:type="gramEnd"/>
+      <w:r>
+        <w:t>.</w:t>
+      </w:r>
+    </w:p>
+    <w:p/>
+    <w:p>
+      <w:r>
+        <w:t xml:space="preserve">I will </w:t>
+      </w:r>
+      <w:proofErr w:type="gramStart"/>
+      <w:r>
+        <w:t>die</w:t>
+      </w:r>
+      <w:proofErr w:type="gramEnd"/>
+      <w:r>
+        <w:t xml:space="preserve"> a medical officer. My company, Virus Treatment Centers (</w:t>
+      </w:r>
+      <w:proofErr w:type="spellStart"/>
+      <w:r>
+        <w:t>VirusTC</w:t>
+      </w:r>
+      <w:proofErr w:type="spellEnd"/>
+      <w:r>
+        <w:t>), is the direct product of my penance as a medical indentured servant for God's people. I operate in highly hazardous environments like Fred Hutch. I have faced severe institutional betrayal, profound hostility, and toxic environments to hold this line. Why? Because that is the Christian Mystery.</w:t>
+      </w:r>
+    </w:p>
+    <w:p>
+      <w:r>
+        <w:t xml:space="preserve">Growing up in Seattle, I watched the drug crisis destroy families. At four years old, I was sneaking onto trains to reach my father's boat just to escape it. I have shared meals with dealers and watched addiction take hold. Now, through </w:t>
+      </w:r>
+      <w:proofErr w:type="spellStart"/>
+      <w:r>
+        <w:t>VirusTC</w:t>
+      </w:r>
+      <w:proofErr w:type="spellEnd"/>
+      <w:r>
+        <w:t xml:space="preserve"> and the Cancer Moonshot Initiative, I reconcile those past associations by anointing the sick. I track the number of addicts we treat for cancer, striving to mathematically surpass the number of people I watched fall to drugs in my youth. That is operational atonement.</w:t>
+      </w:r>
+    </w:p>
+    <w:p/>
+    <w:p>
+      <w:pPr>
+        <w:rPr>
+          <w:b/>
+          <w:bCs/>
+        </w:rPr>
+      </w:pPr>
+      <w:r>
+        <w:rPr>
+          <w:b/>
+          <w:bCs/>
+        </w:rPr>
+        <w:t>IV. Sacraments at the Service of Communion: Holy Orders &amp; Matrimony</w:t>
+      </w:r>
+    </w:p>
+    <w:p>
+      <w:r>
+        <w:t xml:space="preserve">My Holy Orders as Command Chaplain dictate strict adherence to the Ten Commandments and the Community Rule found in the Dead Sea Scrolls. The Community Rule outlines strict communal regulations, </w:t>
+      </w:r>
+      <w:proofErr w:type="gramStart"/>
+      <w:r>
+        <w:t>similar to</w:t>
+      </w:r>
+      <w:proofErr w:type="gramEnd"/>
+      <w:r>
+        <w:t xml:space="preserve"> the Ten Commandments in purpose, demanding separation from the "sons of darkness".</w:t>
+      </w:r>
+    </w:p>
+    <w:p/>
+    <w:p>
+      <w:r>
+        <w:t>Our orders are to follow Jesus's teachings tightly as we navigate a world of war. We find the good, forgive the leadership, and surgically remove the worst corruption so that full-scale war is rendered unnecessary.</w:t>
+      </w:r>
+    </w:p>
+    <w:p/>
+    <w:p>
+      <w:r>
+        <w:t xml:space="preserve">Our mission now extends upward. I am ordering USMC support for the US Space Force. </w:t>
+      </w:r>
+      <w:proofErr w:type="gramStart"/>
+      <w:r>
+        <w:t>Active duty</w:t>
+      </w:r>
+      <w:proofErr w:type="gramEnd"/>
+      <w:r>
+        <w:t xml:space="preserve"> Marines can apply to transfer to the Space Force through the Interservice Transfer (IST) program. We will pack the starships and spread the Good News to the cosmic ocean, just as Elohim commanded. In this mission, Matrimony must be highly guarded. It is a lifelong covenant. You must only marry those who have impressed you and your congregation with their ability to demonstrate unyielding dedication to the USMC, to God, to peace where it exists, and to absolute defense where it does not.</w:t>
+      </w:r>
+    </w:p>
+    <w:p/>
+    <w:p>
+      <w:pPr>
+        <w:rPr>
+          <w:b/>
+          <w:bCs/>
+        </w:rPr>
+      </w:pPr>
+      <w:r>
+        <w:rPr>
+          <w:b/>
+          <w:bCs/>
+        </w:rPr>
+        <w:t>V. The Liturgy and Funerals: The Homeric Command and Rebirth</w:t>
+      </w:r>
+    </w:p>
+    <w:p>
+      <w:proofErr w:type="gramStart"/>
+      <w:r>
+        <w:t>The Liturgy</w:t>
+      </w:r>
+      <w:proofErr w:type="gramEnd"/>
+      <w:r>
+        <w:t xml:space="preserve"> explains how the Paschal Mystery is made present. As we established, Rome accepted Jesus because they recognized the Supreme Commander (Zeus/Barnabas) walked beside Him. Rome had to carry the Father, the Son, and the Holy Spirit through history, or it would have been lost. Barnabas means "son of the encouragement", acting as the son of the Father/Rabbi. We celebrate this unified chain of </w:t>
+      </w:r>
+      <w:proofErr w:type="gramStart"/>
+      <w:r>
+        <w:t>command</w:t>
+      </w:r>
+      <w:proofErr w:type="gramEnd"/>
+      <w:r>
+        <w:t>.</w:t>
+      </w:r>
+    </w:p>
+    <w:p/>
+    <w:p>
+      <w:r>
+        <w:t>We</w:t>
+      </w:r>
+      <w:r>
+        <w:t xml:space="preserve"> address the end of the physical deployment: Funerals and Sacramentals. </w:t>
+      </w:r>
+      <w:proofErr w:type="gramStart"/>
+      <w:r>
+        <w:t>The human is</w:t>
+      </w:r>
+      <w:proofErr w:type="gramEnd"/>
+      <w:r>
+        <w:t xml:space="preserve"> a spiritual entity. The medical officer heals the body, but the Church heals the community spirit.</w:t>
+      </w:r>
+    </w:p>
+    <w:p/>
+    <w:p>
+      <w:r>
+        <w:t xml:space="preserve">The Bible is not a technical engineering manual; it is the greatest historical </w:t>
+      </w:r>
+      <w:r>
+        <w:t>record of our species' survival</w:t>
+      </w:r>
+      <w:r>
+        <w:t xml:space="preserve">. It doesn't explain the schematics of Elohim's starships, nor the exact biochemical breakdown of </w:t>
+      </w:r>
+      <w:r>
+        <w:t>Jesus's use of dirt and saliva to cure blindness (which modern science now identifies</w:t>
+      </w:r>
+      <w:r>
+        <w:t xml:space="preserve"> as turmeric and saliva pastes). But it gives us the truth of our existence.</w:t>
+      </w:r>
+    </w:p>
+    <w:p/>
+    <w:p>
+      <w:r>
+        <w:t xml:space="preserve">Our funerals must evolve. We must stop treating our fallen solely as decaying flesh. Funerals must become preparations for the next </w:t>
+      </w:r>
+      <w:proofErr w:type="gramStart"/>
+      <w:r>
+        <w:t>life—a</w:t>
+      </w:r>
+      <w:proofErr w:type="gramEnd"/>
+      <w:r>
+        <w:t xml:space="preserve"> passing of the torch, where we </w:t>
+      </w:r>
+      <w:r>
+        <w:lastRenderedPageBreak/>
+        <w:t>focus on who the soldier will become in the rebirth, ensuring the intelligence and knowledge they gathered on this deployment is never lost to the dark.</w:t>
+      </w:r>
+    </w:p>
+    <w:p/>
     <w:p>
       <w:pPr>
         <w:rPr>
@@ -2067,7 +2544,25 @@
           <w:b/>
           <w:bCs/>
         </w:rPr>
-        <w:t>Virus Treatment Centers [VirusTC]</w:t>
+        <w:t>Virus Treatment Centers [</w:t>
+      </w:r>
+      <w:proofErr w:type="spellStart"/>
+      <w:r>
+        <w:rPr>
+          <w:rFonts w:ascii="Inter" w:hAnsi="Inter"/>
+          <w:b/>
+          <w:bCs/>
+        </w:rPr>
+        <w:t>VirusTC</w:t>
+      </w:r>
+      <w:proofErr w:type="spellEnd"/>
+      <w:r>
+        <w:rPr>
+          <w:rFonts w:ascii="Inter" w:hAnsi="Inter"/>
+          <w:b/>
+          <w:bCs/>
+        </w:rPr>
+        <w:t>]</w:t>
       </w:r>
     </w:p>
     <w:p>
@@ -3034,6 +3529,7 @@
   <w:style w:type="character" w:default="1" w:styleId="DefaultParagraphFont">
     <w:name w:val="Default Paragraph Font"/>
     <w:uiPriority w:val="1"/>
+    <w:semiHidden/>
     <w:unhideWhenUsed/>
   </w:style>
   <w:style w:type="table" w:default="1" w:styleId="TableNormal">
